--- a/video-film-editing/output/05 3.3b Nota Pembelajaran (Kertas Penerangan)/Core Abilities L1-L3 (format JPK)/KP-CA-42 KP5.2 CUSTOMER NEEDS, EXPECTATIONS AND SATISFA (IT-072).docx
+++ b/video-film-editing/output/05 3.3b Nota Pembelajaran (Kertas Penerangan)/Core Abilities L1-L3 (format JPK)/KP-CA-42 KP5.2 CUSTOMER NEEDS, EXPECTATIONS AND SATISFA (IT-072).docx
@@ -2,84 +2,686 @@
 <file path=word/document.xml><?xml version="1.0" encoding="utf-8"?>
 <w:document xmlns:wpc="http://schemas.microsoft.com/office/word/2010/wordprocessingCanvas" xmlns:mo="http://schemas.microsoft.com/office/mac/office/2008/main" xmlns:mc="http://schemas.openxmlformats.org/markup-compatibility/2006" xmlns:mv="urn:schemas-microsoft-com:mac:vml" xmlns:o="urn:schemas-microsoft-com:office:office" xmlns:r="http://schemas.openxmlformats.org/officeDocument/2006/relationships" xmlns:m="http://schemas.openxmlformats.org/officeDocument/2006/math" xmlns:v="urn:schemas-microsoft-com:vml" xmlns:wp14="http://schemas.microsoft.com/office/word/2010/wordprocessingDrawing" xmlns:wp="http://schemas.openxmlformats.org/drawingml/2006/wordprocessingDrawing" xmlns:w10="urn:schemas-microsoft-com:office:word" xmlns:w="http://schemas.openxmlformats.org/wordprocessingml/2006/main" xmlns:w14="http://schemas.microsoft.com/office/word/2010/wordml" xmlns:wpg="http://schemas.microsoft.com/office/word/2010/wordprocessingGroup" xmlns:wpi="http://schemas.microsoft.com/office/word/2010/wordprocessingInk" xmlns:wne="http://schemas.microsoft.com/office/word/2006/wordml" xmlns:wps="http://schemas.microsoft.com/office/word/2010/wordprocessingShape" mc:Ignorable="w14 wp14">
   <w:body>
+    <w:tbl>
+      <w:tblPr>
+        <w:tblW w:type="auto" w:w="0"/>
+        <w:jc w:val="center"/>
+        <w:tblLook w:firstColumn="1" w:firstRow="1" w:lastColumn="0" w:lastRow="0" w:noHBand="0" w:noVBand="1" w:val="04A0"/>
+        <w:tblBorders>
+          <w:top w:val="single" w:sz="4" w:space="0" w:color="000000"/>
+          <w:left w:val="single" w:sz="4" w:space="0" w:color="000000"/>
+          <w:bottom w:val="single" w:sz="4" w:space="0" w:color="000000"/>
+          <w:right w:val="single" w:sz="4" w:space="0" w:color="000000"/>
+          <w:insideH w:val="single" w:sz="4" w:space="0" w:color="000000"/>
+          <w:insideV w:val="single" w:sz="4" w:space="0" w:color="000000"/>
+        </w:tblBorders>
+      </w:tblPr>
+      <w:tblGrid>
+        <w:gridCol w:w="3213"/>
+        <w:gridCol w:w="3213"/>
+        <w:gridCol w:w="3213"/>
+      </w:tblGrid>
+      <w:tr>
+        <w:tc>
+          <w:tcPr>
+            <w:tcW w:type="dxa" w:w="2551"/>
+            <w:vAlign w:val="center"/>
+            <w:tcMar>
+              <w:top w:w="40" w:type="dxa"/>
+              <w:bottom w:w="40" w:type="dxa"/>
+              <w:start w:w="80" w:type="dxa"/>
+              <w:end w:w="80" w:type="dxa"/>
+            </w:tcMar>
+          </w:tcPr>
+          <w:p>
+            <w:pPr>
+              <w:jc w:val="left"/>
+            </w:pPr>
+            <w:r>
+              <w:drawing>
+                <wp:inline xmlns:a="http://schemas.openxmlformats.org/drawingml/2006/main" xmlns:pic="http://schemas.openxmlformats.org/drawingml/2006/picture">
+                  <wp:extent cx="885785" cy="1404000"/>
+                  <wp:docPr id="1" name="Picture 1"/>
+                  <wp:cNvGraphicFramePr>
+                    <a:graphicFrameLocks noChangeAspect="1"/>
+                  </wp:cNvGraphicFramePr>
+                  <a:graphic>
+                    <a:graphicData uri="http://schemas.openxmlformats.org/drawingml/2006/picture">
+                      <pic:pic>
+                        <pic:nvPicPr>
+                          <pic:cNvPr id="0" name="jpk-logo-official.png"/>
+                          <pic:cNvPicPr/>
+                        </pic:nvPicPr>
+                        <pic:blipFill>
+                          <a:blip r:embed="rId13"/>
+                          <a:stretch>
+                            <a:fillRect/>
+                          </a:stretch>
+                        </pic:blipFill>
+                        <pic:spPr>
+                          <a:xfrm>
+                            <a:off x="0" y="0"/>
+                            <a:ext cx="885785" cy="1404000"/>
+                          </a:xfrm>
+                          <a:prstGeom prst="rect"/>
+                        </pic:spPr>
+                      </pic:pic>
+                    </a:graphicData>
+                  </a:graphic>
+                </wp:inline>
+              </w:drawing>
+            </w:r>
+          </w:p>
+        </w:tc>
+        <w:tc>
+          <w:tcPr>
+            <w:tcW w:type="dxa" w:w="2268"/>
+            <w:gridSpan w:val="2"/>
+            <w:tcMar>
+              <w:top w:w="40" w:type="dxa"/>
+              <w:bottom w:w="40" w:type="dxa"/>
+              <w:start w:w="80" w:type="dxa"/>
+              <w:end w:w="80" w:type="dxa"/>
+            </w:tcMar>
+            <w:tcMar>
+              <w:top w:w="40" w:type="dxa"/>
+              <w:bottom w:w="40" w:type="dxa"/>
+              <w:start w:w="80" w:type="dxa"/>
+              <w:end w:w="80" w:type="dxa"/>
+            </w:tcMar>
+          </w:tcPr>
+          <w:p>
+            <w:r/>
+            <w:r>
+              <w:rPr>
+                <w:rFonts w:ascii="Arial" w:hAnsi="Arial"/>
+                <w:b/>
+                <w:sz w:val="22"/>
+              </w:rPr>
+              <w:t>JABATAN PEMBANGUNAN KEMAHIRAN</w:t>
+            </w:r>
+          </w:p>
+          <w:p>
+            <w:r>
+              <w:rPr>
+                <w:rFonts w:ascii="Arial" w:hAnsi="Arial"/>
+                <w:b/>
+                <w:sz w:val="22"/>
+              </w:rPr>
+              <w:t>KEMENTERIAN SUMBER MANUSIA</w:t>
+            </w:r>
+          </w:p>
+          <w:p>
+            <w:r>
+              <w:rPr>
+                <w:rFonts w:ascii="Arial" w:hAnsi="Arial"/>
+                <w:b/>
+                <w:sz w:val="22"/>
+              </w:rPr>
+              <w:t>ARAS 7 &amp; 8 BLOK D4, KOMPLEK D</w:t>
+            </w:r>
+          </w:p>
+          <w:p>
+            <w:r>
+              <w:rPr>
+                <w:rFonts w:ascii="Arial" w:hAnsi="Arial"/>
+                <w:b/>
+                <w:sz w:val="22"/>
+              </w:rPr>
+              <w:t>PUSAT PENTADBIRAN KERAJAAN PERSEKUTUAN</w:t>
+            </w:r>
+          </w:p>
+          <w:p>
+            <w:r>
+              <w:rPr>
+                <w:rFonts w:ascii="Arial" w:hAnsi="Arial"/>
+                <w:b/>
+                <w:sz w:val="22"/>
+              </w:rPr>
+              <w:t>62530 PUTRAJAYA</w:t>
+            </w:r>
+          </w:p>
+          <w:p/>
+          <w:p>
+            <w:r>
+              <w:rPr>
+                <w:rFonts w:ascii="Arial" w:hAnsi="Arial"/>
+                <w:b/>
+                <w:sz w:val="40"/>
+              </w:rPr>
+              <w:t>KERTAS PENERANGAN</w:t>
+            </w:r>
+          </w:p>
+          <w:p>
+            <w:r>
+              <w:rPr>
+                <w:rFonts w:ascii="Arial" w:hAnsi="Arial"/>
+                <w:b/>
+                <w:sz w:val="24"/>
+              </w:rPr>
+              <w:t>(</w:t>
+            </w:r>
+            <w:r>
+              <w:rPr>
+                <w:rFonts w:ascii="Arial" w:hAnsi="Arial"/>
+                <w:b/>
+                <w:i/>
+                <w:sz w:val="24"/>
+              </w:rPr>
+              <w:t>INFORMATION SHEET</w:t>
+            </w:r>
+            <w:r>
+              <w:rPr>
+                <w:rFonts w:ascii="Arial" w:hAnsi="Arial"/>
+                <w:b/>
+                <w:sz w:val="24"/>
+              </w:rPr>
+              <w:t>)</w:t>
+            </w:r>
+          </w:p>
+        </w:tc>
+      </w:tr>
+      <w:tr>
+        <w:tc>
+          <w:tcPr>
+            <w:tcW w:type="dxa" w:w="2551"/>
+            <w:tcMar>
+              <w:top w:w="40" w:type="dxa"/>
+              <w:bottom w:w="40" w:type="dxa"/>
+              <w:start w:w="80" w:type="dxa"/>
+              <w:end w:w="80" w:type="dxa"/>
+            </w:tcMar>
+          </w:tcPr>
+          <w:p>
+            <w:r/>
+            <w:r>
+              <w:rPr>
+                <w:rFonts w:ascii="Arial" w:hAnsi="Arial"/>
+                <w:b/>
+                <w:sz w:val="22"/>
+              </w:rPr>
+              <w:t xml:space="preserve">KOD DAN NAMA PROGRAM / </w:t>
+            </w:r>
+            <w:r>
+              <w:rPr>
+                <w:rFonts w:ascii="Arial" w:hAnsi="Arial"/>
+                <w:b/>
+                <w:i/>
+                <w:sz w:val="22"/>
+              </w:rPr>
+              <w:t>PROGRAM'S CODE AND NAME</w:t>
+            </w:r>
+          </w:p>
+        </w:tc>
+        <w:tc>
+          <w:tcPr>
+            <w:tcW w:type="dxa" w:w="2268"/>
+            <w:gridSpan w:val="2"/>
+            <w:tcMar>
+              <w:top w:w="40" w:type="dxa"/>
+              <w:bottom w:w="40" w:type="dxa"/>
+              <w:start w:w="80" w:type="dxa"/>
+              <w:end w:w="80" w:type="dxa"/>
+            </w:tcMar>
+            <w:tcMar>
+              <w:top w:w="40" w:type="dxa"/>
+              <w:bottom w:w="40" w:type="dxa"/>
+              <w:start w:w="80" w:type="dxa"/>
+              <w:end w:w="80" w:type="dxa"/>
+            </w:tcMar>
+          </w:tcPr>
+          <w:p>
+            <w:r/>
+            <w:r>
+              <w:rPr>
+                <w:rFonts w:ascii="Arial" w:hAnsi="Arial"/>
+                <w:b/>
+                <w:i w:val="0"/>
+                <w:sz w:val="22"/>
+              </w:rPr>
+              <w:t>Z-009-3:2015 CORE ABILITIES (untuk program IT-072-3:2012 VIDEO / FILM (EDITING))</w:t>
+            </w:r>
+          </w:p>
+        </w:tc>
+      </w:tr>
+      <w:tr>
+        <w:tc>
+          <w:tcPr>
+            <w:tcW w:type="dxa" w:w="2551"/>
+            <w:tcMar>
+              <w:top w:w="40" w:type="dxa"/>
+              <w:bottom w:w="40" w:type="dxa"/>
+              <w:start w:w="80" w:type="dxa"/>
+              <w:end w:w="80" w:type="dxa"/>
+            </w:tcMar>
+          </w:tcPr>
+          <w:p>
+            <w:r/>
+            <w:r>
+              <w:rPr>
+                <w:rFonts w:ascii="Arial" w:hAnsi="Arial"/>
+                <w:b/>
+                <w:sz w:val="22"/>
+              </w:rPr>
+              <w:t xml:space="preserve">TAHAP / </w:t>
+            </w:r>
+            <w:r>
+              <w:rPr>
+                <w:rFonts w:ascii="Arial" w:hAnsi="Arial"/>
+                <w:b/>
+                <w:i/>
+                <w:sz w:val="22"/>
+              </w:rPr>
+              <w:t>LEVEL</w:t>
+            </w:r>
+          </w:p>
+        </w:tc>
+        <w:tc>
+          <w:tcPr>
+            <w:tcW w:type="dxa" w:w="2268"/>
+            <w:gridSpan w:val="2"/>
+            <w:tcMar>
+              <w:top w:w="40" w:type="dxa"/>
+              <w:bottom w:w="40" w:type="dxa"/>
+              <w:start w:w="80" w:type="dxa"/>
+              <w:end w:w="80" w:type="dxa"/>
+            </w:tcMar>
+            <w:tcMar>
+              <w:top w:w="40" w:type="dxa"/>
+              <w:bottom w:w="40" w:type="dxa"/>
+              <w:start w:w="80" w:type="dxa"/>
+              <w:end w:w="80" w:type="dxa"/>
+            </w:tcMar>
+          </w:tcPr>
+          <w:p>
+            <w:r/>
+            <w:r>
+              <w:rPr>
+                <w:rFonts w:ascii="Arial" w:hAnsi="Arial"/>
+                <w:b/>
+                <w:i w:val="0"/>
+                <w:sz w:val="22"/>
+              </w:rPr>
+              <w:t>3</w:t>
+            </w:r>
+          </w:p>
+        </w:tc>
+      </w:tr>
+      <w:tr>
+        <w:tc>
+          <w:tcPr>
+            <w:tcW w:type="dxa" w:w="2551"/>
+            <w:tcMar>
+              <w:top w:w="40" w:type="dxa"/>
+              <w:bottom w:w="40" w:type="dxa"/>
+              <w:start w:w="80" w:type="dxa"/>
+              <w:end w:w="80" w:type="dxa"/>
+            </w:tcMar>
+          </w:tcPr>
+          <w:p>
+            <w:r/>
+            <w:r>
+              <w:rPr>
+                <w:rFonts w:ascii="Arial" w:hAnsi="Arial"/>
+                <w:b/>
+                <w:sz w:val="22"/>
+              </w:rPr>
+              <w:t xml:space="preserve">NO. DAN TAJUK KEBOLEHAN TERAS / </w:t>
+            </w:r>
+            <w:r>
+              <w:rPr>
+                <w:rFonts w:ascii="Arial" w:hAnsi="Arial"/>
+                <w:b/>
+                <w:i/>
+                <w:sz w:val="22"/>
+              </w:rPr>
+              <w:t>CORE ABILITY NO. AND TITLE</w:t>
+            </w:r>
+          </w:p>
+        </w:tc>
+        <w:tc>
+          <w:tcPr>
+            <w:tcW w:type="dxa" w:w="2268"/>
+            <w:gridSpan w:val="2"/>
+            <w:tcMar>
+              <w:top w:w="40" w:type="dxa"/>
+              <w:bottom w:w="40" w:type="dxa"/>
+              <w:start w:w="80" w:type="dxa"/>
+              <w:end w:w="80" w:type="dxa"/>
+            </w:tcMar>
+            <w:tcMar>
+              <w:top w:w="40" w:type="dxa"/>
+              <w:bottom w:w="40" w:type="dxa"/>
+              <w:start w:w="80" w:type="dxa"/>
+              <w:end w:w="80" w:type="dxa"/>
+            </w:tcMar>
+          </w:tcPr>
+          <w:p>
+            <w:r/>
+            <w:r>
+              <w:rPr>
+                <w:rFonts w:ascii="Arial" w:hAnsi="Arial"/>
+                <w:b/>
+                <w:i w:val="0"/>
+                <w:sz w:val="22"/>
+              </w:rPr>
+              <w:t>CA05 ADMINISTRATIVE SKILL</w:t>
+            </w:r>
+          </w:p>
+        </w:tc>
+      </w:tr>
+      <w:tr>
+        <w:tc>
+          <w:tcPr>
+            <w:tcW w:type="dxa" w:w="2551"/>
+            <w:tcMar>
+              <w:top w:w="40" w:type="dxa"/>
+              <w:bottom w:w="40" w:type="dxa"/>
+              <w:start w:w="80" w:type="dxa"/>
+              <w:end w:w="80" w:type="dxa"/>
+            </w:tcMar>
+          </w:tcPr>
+          <w:p>
+            <w:r/>
+            <w:r>
+              <w:rPr>
+                <w:rFonts w:ascii="Arial" w:hAnsi="Arial"/>
+                <w:b/>
+                <w:sz w:val="22"/>
+              </w:rPr>
+              <w:t xml:space="preserve">NO. DAN PENYATAAN KEBOLEHAN / </w:t>
+            </w:r>
+            <w:r>
+              <w:rPr>
+                <w:rFonts w:ascii="Arial" w:hAnsi="Arial"/>
+                <w:b/>
+                <w:i/>
+                <w:sz w:val="22"/>
+              </w:rPr>
+              <w:t>ABILITY NO. AND STATEMENT</w:t>
+            </w:r>
+          </w:p>
+        </w:tc>
+        <w:tc>
+          <w:tcPr>
+            <w:tcW w:type="dxa" w:w="2268"/>
+            <w:gridSpan w:val="2"/>
+            <w:tcMar>
+              <w:top w:w="40" w:type="dxa"/>
+              <w:bottom w:w="40" w:type="dxa"/>
+              <w:start w:w="80" w:type="dxa"/>
+              <w:end w:w="80" w:type="dxa"/>
+            </w:tcMar>
+            <w:tcMar>
+              <w:top w:w="40" w:type="dxa"/>
+              <w:bottom w:w="40" w:type="dxa"/>
+              <w:start w:w="80" w:type="dxa"/>
+              <w:end w:w="80" w:type="dxa"/>
+            </w:tcMar>
+          </w:tcPr>
+          <w:p>
+            <w:r/>
+            <w:r>
+              <w:rPr>
+                <w:rFonts w:ascii="Arial" w:hAnsi="Arial"/>
+                <w:b/>
+                <w:i w:val="0"/>
+                <w:sz w:val="22"/>
+              </w:rPr>
+              <w:t>05.01 WORK ASSET USAGE AWARENESS / 05.02 NEGOTIATE ACCEPTANCE AND DELIVERY OF PRODUCTS AND/OR SERVICES / 05.03 IMPLEMENT WORK FORCE RESOURCES PRACTICES</w:t>
+            </w:r>
+          </w:p>
+        </w:tc>
+      </w:tr>
+      <w:tr>
+        <w:tc>
+          <w:tcPr>
+            <w:tcW w:type="dxa" w:w="2551"/>
+            <w:tcMar>
+              <w:top w:w="40" w:type="dxa"/>
+              <w:bottom w:w="40" w:type="dxa"/>
+              <w:start w:w="80" w:type="dxa"/>
+              <w:end w:w="80" w:type="dxa"/>
+            </w:tcMar>
+          </w:tcPr>
+          <w:p>
+            <w:r/>
+            <w:r>
+              <w:rPr>
+                <w:rFonts w:ascii="Arial" w:hAnsi="Arial"/>
+                <w:b/>
+                <w:sz w:val="22"/>
+              </w:rPr>
+              <w:t xml:space="preserve">NO. KOD / </w:t>
+            </w:r>
+            <w:r>
+              <w:rPr>
+                <w:rFonts w:ascii="Arial" w:hAnsi="Arial"/>
+                <w:b/>
+                <w:i/>
+                <w:sz w:val="22"/>
+              </w:rPr>
+              <w:t>CODE NO.</w:t>
+            </w:r>
+          </w:p>
+        </w:tc>
+        <w:tc>
+          <w:tcPr>
+            <w:tcW w:type="dxa" w:w="4819"/>
+            <w:tcMar>
+              <w:top w:w="40" w:type="dxa"/>
+              <w:bottom w:w="40" w:type="dxa"/>
+              <w:start w:w="80" w:type="dxa"/>
+              <w:end w:w="80" w:type="dxa"/>
+            </w:tcMar>
+          </w:tcPr>
+          <w:p>
+            <w:r/>
+            <w:r>
+              <w:rPr>
+                <w:rFonts w:ascii="Arial" w:hAnsi="Arial"/>
+                <w:b/>
+                <w:i w:val="0"/>
+                <w:sz w:val="22"/>
+              </w:rPr>
+              <w:t>Z-009-3:2015-M05/P(2/3)</w:t>
+            </w:r>
+          </w:p>
+        </w:tc>
+        <w:tc>
+          <w:tcPr>
+            <w:tcW w:type="dxa" w:w="2268"/>
+            <w:tcMar>
+              <w:top w:w="40" w:type="dxa"/>
+              <w:bottom w:w="40" w:type="dxa"/>
+              <w:start w:w="80" w:type="dxa"/>
+              <w:end w:w="80" w:type="dxa"/>
+            </w:tcMar>
+          </w:tcPr>
+          <w:p>
+            <w:r/>
+            <w:r>
+              <w:rPr>
+                <w:rFonts w:ascii="Arial" w:hAnsi="Arial"/>
+                <w:b/>
+                <w:sz w:val="22"/>
+              </w:rPr>
+              <w:t xml:space="preserve">Mukasurat / </w:t>
+            </w:r>
+            <w:r>
+              <w:rPr>
+                <w:rFonts w:ascii="Arial" w:hAnsi="Arial"/>
+                <w:b/>
+                <w:i/>
+                <w:sz w:val="22"/>
+              </w:rPr>
+              <w:t>Page</w:t>
+            </w:r>
+            <w:r>
+              <w:rPr>
+                <w:rFonts w:ascii="Arial" w:hAnsi="Arial"/>
+                <w:b/>
+                <w:sz w:val="22"/>
+              </w:rPr>
+              <w:t xml:space="preserve"> : </w:t>
+            </w:r>
+            <w:r>
+              <w:rPr>
+                <w:rFonts w:ascii="Arial" w:hAnsi="Arial"/>
+                <w:b/>
+                <w:sz w:val="22"/>
+              </w:rPr>
+              <w:fldChar w:fldCharType="begin"/>
+              <w:instrText xml:space="preserve">PAGE</w:instrText>
+              <w:fldChar w:fldCharType="separate"/>
+              <w:t>1</w:t>
+              <w:fldChar w:fldCharType="end"/>
+            </w:r>
+          </w:p>
+          <w:p>
+            <w:r>
+              <w:rPr>
+                <w:rFonts w:ascii="Arial" w:hAnsi="Arial"/>
+                <w:b/>
+                <w:sz w:val="22"/>
+              </w:rPr>
+              <w:t xml:space="preserve">Drpd / </w:t>
+            </w:r>
+            <w:r>
+              <w:rPr>
+                <w:rFonts w:ascii="Arial" w:hAnsi="Arial"/>
+                <w:b/>
+                <w:i/>
+                <w:sz w:val="22"/>
+              </w:rPr>
+              <w:t>of</w:t>
+            </w:r>
+            <w:r>
+              <w:rPr>
+                <w:rFonts w:ascii="Arial" w:hAnsi="Arial"/>
+                <w:b/>
+                <w:sz w:val="22"/>
+              </w:rPr>
+              <w:t xml:space="preserve"> : </w:t>
+            </w:r>
+            <w:r>
+              <w:rPr>
+                <w:rFonts w:ascii="Arial" w:hAnsi="Arial"/>
+                <w:b/>
+                <w:sz w:val="22"/>
+              </w:rPr>
+              <w:fldChar w:fldCharType="begin"/>
+              <w:instrText xml:space="preserve">NUMPAGES</w:instrText>
+              <w:fldChar w:fldCharType="separate"/>
+              <w:t>1</w:t>
+              <w:fldChar w:fldCharType="end"/>
+            </w:r>
+          </w:p>
+        </w:tc>
+      </w:tr>
+    </w:tbl>
+    <w:p/>
     <w:p>
+      <w:pPr>
+        <w:spacing w:line="276" w:lineRule="auto" w:after="120"/>
+        <w:jc w:val="left"/>
+      </w:pPr>
       <w:r>
         <w:rPr>
-          <w:rFonts w:ascii="Arial" w:hAnsi="Arial"/>
+          <w:rFonts w:ascii="Arial" w:hAnsi="Arial" w:cs="Arial"/>
           <w:b/>
-          <w:sz w:val="24"/>
+          <w:color w:val="000000"/>
+          <w:sz w:val="22"/>
         </w:rPr>
         <w:t>TAJUK</w:t>
       </w:r>
       <w:r>
         <w:rPr>
-          <w:rFonts w:ascii="Arial" w:hAnsi="Arial"/>
+          <w:rFonts w:ascii="Arial" w:hAnsi="Arial" w:cs="Arial"/>
           <w:b/>
-          <w:sz w:val="24"/>
+          <w:color w:val="000000"/>
+          <w:sz w:val="22"/>
         </w:rPr>
         <w:t>/</w:t>
       </w:r>
       <w:r>
         <w:rPr>
-          <w:rFonts w:ascii="Arial" w:hAnsi="Arial"/>
+          <w:rFonts w:ascii="Arial" w:hAnsi="Arial" w:cs="Arial"/>
           <w:b/>
           <w:i/>
-          <w:sz w:val="24"/>
+          <w:color w:val="000000"/>
+          <w:sz w:val="22"/>
         </w:rPr>
         <w:t>TITLE</w:t>
       </w:r>
       <w:r>
         <w:rPr>
-          <w:rFonts w:ascii="Arial" w:hAnsi="Arial"/>
+          <w:rFonts w:ascii="Arial" w:hAnsi="Arial" w:cs="Arial"/>
           <w:b/>
-          <w:sz w:val="24"/>
+          <w:color w:val="000000"/>
+          <w:sz w:val="22"/>
         </w:rPr>
         <w:t>:</w:t>
       </w:r>
       <w:r>
+        <w:rPr>
+          <w:rFonts w:ascii="Arial" w:hAnsi="Arial" w:cs="Arial"/>
+          <w:color w:val="000000"/>
+          <w:sz w:val="22"/>
+        </w:rPr>
         <w:t xml:space="preserve">  </w:t>
       </w:r>
       <w:r>
         <w:rPr>
-          <w:rFonts w:ascii="Arial" w:hAnsi="Arial"/>
+          <w:rFonts w:ascii="Arial" w:hAnsi="Arial" w:cs="Arial"/>
           <w:b/>
-          <w:sz w:val="24"/>
+          <w:i w:val="0"/>
+          <w:color w:val="000000"/>
+          <w:sz w:val="22"/>
         </w:rPr>
         <w:t>CUSTOMER NEEDS, EXPECTATIONS AND SATISFACTIONS (Keperluan, Jangkaan Dan Kepuasan Pelanggan)</w:t>
       </w:r>
     </w:p>
     <w:p/>
     <w:p>
+      <w:pPr>
+        <w:spacing w:line="276" w:lineRule="auto" w:after="120"/>
+        <w:jc w:val="left"/>
+      </w:pPr>
       <w:r>
         <w:rPr>
-          <w:rFonts w:ascii="Arial" w:hAnsi="Arial"/>
+          <w:rFonts w:ascii="Arial" w:hAnsi="Arial" w:cs="Arial"/>
           <w:b/>
-          <w:sz w:val="24"/>
+          <w:color w:val="000000"/>
+          <w:sz w:val="22"/>
         </w:rPr>
         <w:t>TUJUAN</w:t>
       </w:r>
       <w:r>
         <w:rPr>
-          <w:rFonts w:ascii="Arial" w:hAnsi="Arial"/>
+          <w:rFonts w:ascii="Arial" w:hAnsi="Arial" w:cs="Arial"/>
           <w:b/>
-          <w:sz w:val="24"/>
+          <w:color w:val="000000"/>
+          <w:sz w:val="22"/>
         </w:rPr>
         <w:t>/</w:t>
       </w:r>
       <w:r>
         <w:rPr>
-          <w:rFonts w:ascii="Arial" w:hAnsi="Arial"/>
+          <w:rFonts w:ascii="Arial" w:hAnsi="Arial" w:cs="Arial"/>
           <w:b/>
           <w:i/>
-          <w:sz w:val="24"/>
+          <w:color w:val="000000"/>
+          <w:sz w:val="22"/>
         </w:rPr>
         <w:t>PURPOSE</w:t>
       </w:r>
       <w:r>
         <w:rPr>
-          <w:rFonts w:ascii="Arial" w:hAnsi="Arial"/>
+          <w:rFonts w:ascii="Arial" w:hAnsi="Arial" w:cs="Arial"/>
           <w:b/>
-          <w:sz w:val="24"/>
+          <w:color w:val="000000"/>
+          <w:sz w:val="22"/>
         </w:rPr>
         <w:t>:</w:t>
       </w:r>
@@ -87,49 +689,59 @@
     <w:p/>
     <w:p>
       <w:pPr>
-        <w:spacing w:after="160"/>
+        <w:spacing w:after="120" w:line="276" w:lineRule="auto"/>
+        <w:jc w:val="left"/>
       </w:pPr>
       <w:r>
         <w:rPr>
-          <w:rFonts w:ascii="Arial" w:hAnsi="Arial"/>
+          <w:rFonts w:ascii="Arial" w:hAnsi="Arial" w:cs="Arial"/>
           <w:b w:val="0"/>
           <w:i w:val="0"/>
+          <w:color w:val="000000"/>
           <w:sz w:val="22"/>
         </w:rPr>
         <w:t>Individu yang kompeten dalam CA ini mesti mampu berunding untuk penerimaan dan penghantaran produk dan/atau perkhidmatan. Selepas melengkapkan unit kebolehan ini, peserta akan mampu: 1) Menyedari penggunaan aset; 2) Berunding untuk penerimaan dan penghantaran; 3) Melaksanakan amalan sumber manusia.</w:t>
       </w:r>
     </w:p>
     <w:p>
+      <w:pPr>
+        <w:spacing w:line="276" w:lineRule="auto" w:after="120"/>
+        <w:jc w:val="left"/>
+      </w:pPr>
       <w:r>
         <w:rPr>
-          <w:rFonts w:ascii="Arial" w:hAnsi="Arial"/>
+          <w:rFonts w:ascii="Arial" w:hAnsi="Arial" w:cs="Arial"/>
           <w:b/>
-          <w:sz w:val="24"/>
+          <w:color w:val="000000"/>
+          <w:sz w:val="22"/>
         </w:rPr>
         <w:t>PENERANGAN</w:t>
       </w:r>
       <w:r>
         <w:rPr>
-          <w:rFonts w:ascii="Arial" w:hAnsi="Arial"/>
+          <w:rFonts w:ascii="Arial" w:hAnsi="Arial" w:cs="Arial"/>
           <w:b/>
-          <w:sz w:val="24"/>
+          <w:color w:val="000000"/>
+          <w:sz w:val="22"/>
         </w:rPr>
         <w:t>/</w:t>
       </w:r>
       <w:r>
         <w:rPr>
-          <w:rFonts w:ascii="Arial" w:hAnsi="Arial"/>
+          <w:rFonts w:ascii="Arial" w:hAnsi="Arial" w:cs="Arial"/>
           <w:b/>
           <w:i/>
-          <w:sz w:val="24"/>
+          <w:color w:val="000000"/>
+          <w:sz w:val="22"/>
         </w:rPr>
         <w:t>INFORMATION</w:t>
       </w:r>
       <w:r>
         <w:rPr>
-          <w:rFonts w:ascii="Arial" w:hAnsi="Arial"/>
+          <w:rFonts w:ascii="Arial" w:hAnsi="Arial" w:cs="Arial"/>
           <w:b/>
-          <w:sz w:val="24"/>
+          <w:color w:val="000000"/>
+          <w:sz w:val="22"/>
         </w:rPr>
         <w:t>:</w:t>
       </w:r>
@@ -137,27 +749,31 @@
     <w:p/>
     <w:p>
       <w:pPr>
-        <w:spacing w:before="200"/>
+        <w:spacing w:before="120" w:after="120" w:line="276" w:lineRule="auto"/>
+        <w:jc w:val="left"/>
       </w:pPr>
       <w:r>
         <w:rPr>
-          <w:rFonts w:ascii="Arial" w:hAnsi="Arial"/>
+          <w:rFonts w:ascii="Arial" w:hAnsi="Arial" w:cs="Arial"/>
           <w:b/>
           <w:i w:val="0"/>
-          <w:sz w:val="24"/>
+          <w:color w:val="000000"/>
+          <w:sz w:val="22"/>
         </w:rPr>
         <w:t>1. CUSTOMER NEEDS AND EXPECTATIONS (Keperluan Dan Jangkaan Pelanggan)</w:t>
       </w:r>
     </w:p>
     <w:p>
       <w:pPr>
-        <w:spacing w:after="160"/>
+        <w:spacing w:after="120" w:line="276" w:lineRule="auto"/>
+        <w:jc w:val="left"/>
       </w:pPr>
       <w:r>
         <w:rPr>
-          <w:rFonts w:ascii="Arial" w:hAnsi="Arial"/>
+          <w:rFonts w:ascii="Arial" w:hAnsi="Arial" w:cs="Arial"/>
           <w:b w:val="0"/>
           <w:i w:val="0"/>
+          <w:color w:val="000000"/>
           <w:sz w:val="22"/>
         </w:rPr>
         <w:t>#### 1.1 Customers Needs (Keperluan Pelanggan)</w:t>
@@ -165,13 +781,15 @@
     </w:p>
     <w:p>
       <w:pPr>
-        <w:spacing w:after="160"/>
+        <w:spacing w:after="120" w:line="276" w:lineRule="auto"/>
+        <w:jc w:val="left"/>
       </w:pPr>
       <w:r>
         <w:rPr>
-          <w:rFonts w:ascii="Arial" w:hAnsi="Arial"/>
+          <w:rFonts w:ascii="Arial" w:hAnsi="Arial" w:cs="Arial"/>
           <w:b w:val="0"/>
           <w:i w:val="0"/>
+          <w:color w:val="000000"/>
           <w:sz w:val="22"/>
         </w:rPr>
         <w:t>Keperluan manusia ialah keadaan kekurangan yang dirasai — termasuk keperluan fizikal asas seperti makanan, pakaian, kehangatan dan keselamatan; keperluan sosial untuk kepunyaan dan kasih sayang; serta keperluan individu untuk pengetahuan dan ekspresi diri. Pelanggan ditakrifkan sebagai sesiapa sahaja yang menerima sesuatu yang dihasilkan oleh individu atau organisasi yang mempunyai nilai.</w:t>
@@ -179,13 +797,15 @@
     </w:p>
     <w:p>
       <w:pPr>
-        <w:spacing w:after="160"/>
+        <w:spacing w:after="120" w:line="276" w:lineRule="auto"/>
+        <w:jc w:val="left"/>
       </w:pPr>
       <w:r>
         <w:rPr>
-          <w:rFonts w:ascii="Arial" w:hAnsi="Arial"/>
+          <w:rFonts w:ascii="Arial" w:hAnsi="Arial" w:cs="Arial"/>
           <w:b w:val="0"/>
           <w:i w:val="0"/>
+          <w:color w:val="000000"/>
           <w:sz w:val="22"/>
         </w:rPr>
         <w:t>Keperluan pelanggan boleh ditakrifkan sebagai barangan atau perkhidmatan yang diperlukan pelanggan untuk mencapai matlamat tertentu. Bahagian penting dalam proses pemasaran ialah memahami sebab pelanggan membuat pembelian. Tanpa pemahaman ini, perniagaan sukar bertindak balas terhadap keperluan dan kehendak pelanggan.</w:t>
@@ -193,13 +813,15 @@
     </w:p>
     <w:p>
       <w:pPr>
-        <w:spacing w:after="160"/>
+        <w:spacing w:after="120" w:line="276" w:lineRule="auto"/>
+        <w:jc w:val="left"/>
       </w:pPr>
       <w:r>
         <w:rPr>
-          <w:rFonts w:ascii="Arial" w:hAnsi="Arial"/>
+          <w:rFonts w:ascii="Arial" w:hAnsi="Arial" w:cs="Arial"/>
           <w:b/>
           <w:i w:val="0"/>
+          <w:color w:val="000000"/>
           <w:sz w:val="22"/>
         </w:rPr>
         <w:t>1.1.1 Identification of Customer Needs (Pengenalpastian Keperluan Pelanggan)</w:t>
@@ -207,13 +829,15 @@
     </w:p>
     <w:p>
       <w:pPr>
-        <w:spacing w:after="160"/>
+        <w:spacing w:after="120" w:line="276" w:lineRule="auto"/>
+        <w:jc w:val="left"/>
       </w:pPr>
       <w:r>
         <w:rPr>
-          <w:rFonts w:ascii="Arial" w:hAnsi="Arial"/>
+          <w:rFonts w:ascii="Arial" w:hAnsi="Arial" w:cs="Arial"/>
           <w:b w:val="0"/>
           <w:i w:val="0"/>
+          <w:color w:val="000000"/>
           <w:sz w:val="22"/>
         </w:rPr>
         <w:t>i) Berkomunikasi dengan pelanggan untuk mengetahui cara memenuhi keperluan mereka dengan lebih baik.</w:t>
@@ -221,13 +845,15 @@
     </w:p>
     <w:p>
       <w:pPr>
-        <w:spacing w:after="160"/>
+        <w:spacing w:after="120" w:line="276" w:lineRule="auto"/>
+        <w:jc w:val="left"/>
       </w:pPr>
       <w:r>
         <w:rPr>
-          <w:rFonts w:ascii="Arial" w:hAnsi="Arial"/>
+          <w:rFonts w:ascii="Arial" w:hAnsi="Arial" w:cs="Arial"/>
           <w:b w:val="0"/>
           <w:i w:val="0"/>
+          <w:color w:val="000000"/>
           <w:sz w:val="22"/>
         </w:rPr>
         <w:t>ii) Mewujudkan cara untuk merekod dan mentafsir maklum balas pelanggan.</w:t>
@@ -235,31 +861,35 @@
     </w:p>
     <w:p>
       <w:pPr>
-        <w:spacing w:after="160"/>
+        <w:spacing w:after="120" w:line="276" w:lineRule="auto"/>
+        <w:jc w:val="left"/>
       </w:pPr>
       <w:r>
         <w:rPr>
-          <w:rFonts w:ascii="Arial" w:hAnsi="Arial"/>
+          <w:rFonts w:ascii="Arial" w:hAnsi="Arial" w:cs="Arial"/>
           <w:b w:val="0"/>
           <w:i w:val="0"/>
+          <w:color w:val="000000"/>
           <w:sz w:val="22"/>
         </w:rPr>
         <w:t>iii) Menggunakan maklumat ini semasa membuat keputusan penting tentang pemasaran, pembelian, pempamèran (</w:t>
       </w:r>
       <w:r>
         <w:rPr>
-          <w:rFonts w:ascii="Arial" w:hAnsi="Arial"/>
+          <w:rFonts w:ascii="Arial" w:hAnsi="Arial" w:cs="Arial"/>
           <w:b w:val="0"/>
           <w:i/>
+          <w:color w:val="000000"/>
           <w:sz w:val="22"/>
         </w:rPr>
         <w:t>merchandising</w:t>
       </w:r>
       <w:r>
         <w:rPr>
-          <w:rFonts w:ascii="Arial" w:hAnsi="Arial"/>
+          <w:rFonts w:ascii="Arial" w:hAnsi="Arial" w:cs="Arial"/>
           <w:b w:val="0"/>
           <w:i w:val="0"/>
+          <w:color w:val="000000"/>
           <w:sz w:val="22"/>
         </w:rPr>
         <w:t>) dan penjualan.</w:t>
@@ -267,40 +897,45 @@
     </w:p>
     <w:p>
       <w:pPr>
-        <w:spacing w:after="160"/>
+        <w:spacing w:after="120" w:line="276" w:lineRule="auto"/>
+        <w:jc w:val="left"/>
       </w:pPr>
       <w:r>
         <w:rPr>
-          <w:rFonts w:ascii="Arial" w:hAnsi="Arial"/>
+          <w:rFonts w:ascii="Arial" w:hAnsi="Arial" w:cs="Arial"/>
           <w:b w:val="0"/>
           <w:i/>
+          <w:color w:val="000000"/>
           <w:sz w:val="22"/>
         </w:rPr>
         <w:t>Contoh studio:</w:t>
       </w:r>
       <w:r>
         <w:rPr>
-          <w:rFonts w:ascii="Arial" w:hAnsi="Arial"/>
+          <w:rFonts w:ascii="Arial" w:hAnsi="Arial" w:cs="Arial"/>
           <w:b w:val="0"/>
           <w:i w:val="0"/>
+          <w:color w:val="000000"/>
           <w:sz w:val="22"/>
         </w:rPr>
         <w:t xml:space="preserve"> sebuah agensi kreatif yang menerima </w:t>
       </w:r>
       <w:r>
         <w:rPr>
-          <w:rFonts w:ascii="Arial" w:hAnsi="Arial"/>
+          <w:rFonts w:ascii="Arial" w:hAnsi="Arial" w:cs="Arial"/>
           <w:b w:val="0"/>
           <w:i/>
+          <w:color w:val="000000"/>
           <w:sz w:val="22"/>
         </w:rPr>
         <w:t>brief</w:t>
       </w:r>
       <w:r>
         <w:rPr>
-          <w:rFonts w:ascii="Arial" w:hAnsi="Arial"/>
+          <w:rFonts w:ascii="Arial" w:hAnsi="Arial" w:cs="Arial"/>
           <w:b w:val="0"/>
           <w:i w:val="0"/>
+          <w:color w:val="000000"/>
           <w:sz w:val="22"/>
         </w:rPr>
         <w:t xml:space="preserve"> daripada klien korporat perlu mengesahkan sama ada gaya editan, muzik latar dan tempoh video promosi yang dihasilkan benar-benar sepadan dengan objektif jenama klien — bukan sekadar mengikut citarasa Editor sendiri.</w:t>
@@ -308,13 +943,15 @@
     </w:p>
     <w:p>
       <w:pPr>
-        <w:spacing w:after="160"/>
+        <w:spacing w:after="120" w:line="276" w:lineRule="auto"/>
+        <w:jc w:val="left"/>
       </w:pPr>
       <w:r>
         <w:rPr>
-          <w:rFonts w:ascii="Arial" w:hAnsi="Arial"/>
+          <w:rFonts w:ascii="Arial" w:hAnsi="Arial" w:cs="Arial"/>
           <w:b w:val="0"/>
           <w:i w:val="0"/>
+          <w:color w:val="000000"/>
           <w:sz w:val="22"/>
         </w:rPr>
         <w:t>Keuntungan akan meningkat jika keperluan pelanggan difahami dengan mempertimbangkan perkara berikut:</w:t>
@@ -322,13 +959,15 @@
     </w:p>
     <w:p>
       <w:pPr>
-        <w:spacing w:after="160"/>
+        <w:spacing w:after="120" w:line="276" w:lineRule="auto"/>
+        <w:jc w:val="left"/>
       </w:pPr>
       <w:r>
         <w:rPr>
-          <w:rFonts w:ascii="Arial" w:hAnsi="Arial"/>
+          <w:rFonts w:ascii="Arial" w:hAnsi="Arial" w:cs="Arial"/>
           <w:b w:val="0"/>
           <w:i w:val="0"/>
+          <w:color w:val="000000"/>
           <w:sz w:val="22"/>
         </w:rPr>
         <w:t>#### 1.2 Marketing Strategy (Strategi Pemasaran)</w:t>
@@ -336,13 +975,15 @@
     </w:p>
     <w:p>
       <w:pPr>
-        <w:spacing w:after="160"/>
+        <w:spacing w:after="120" w:line="276" w:lineRule="auto"/>
+        <w:jc w:val="left"/>
       </w:pPr>
       <w:r>
         <w:rPr>
-          <w:rFonts w:ascii="Arial" w:hAnsi="Arial"/>
+          <w:rFonts w:ascii="Arial" w:hAnsi="Arial" w:cs="Arial"/>
           <w:b w:val="0"/>
           <w:i w:val="0"/>
+          <w:color w:val="000000"/>
           <w:sz w:val="22"/>
         </w:rPr>
         <w:t>i) Apakah jangkaan pelanggan anda?</w:t>
@@ -350,13 +991,15 @@
     </w:p>
     <w:p>
       <w:pPr>
-        <w:spacing w:after="160"/>
+        <w:spacing w:after="120" w:line="276" w:lineRule="auto"/>
+        <w:jc w:val="left"/>
       </w:pPr>
       <w:r>
         <w:rPr>
-          <w:rFonts w:ascii="Arial" w:hAnsi="Arial"/>
+          <w:rFonts w:ascii="Arial" w:hAnsi="Arial" w:cs="Arial"/>
           <w:b w:val="0"/>
           <w:i w:val="0"/>
+          <w:color w:val="000000"/>
           <w:sz w:val="22"/>
         </w:rPr>
         <w:t>ii) Adakah gabungan produk dan perkhidmatan yang tepat untuk memenuhi keperluan pelanggan?</w:t>
@@ -364,13 +1007,15 @@
     </w:p>
     <w:p>
       <w:pPr>
-        <w:spacing w:after="160"/>
+        <w:spacing w:after="120" w:line="276" w:lineRule="auto"/>
+        <w:jc w:val="left"/>
       </w:pPr>
       <w:r>
         <w:rPr>
-          <w:rFonts w:ascii="Arial" w:hAnsi="Arial"/>
+          <w:rFonts w:ascii="Arial" w:hAnsi="Arial" w:cs="Arial"/>
           <w:b w:val="0"/>
           <w:i w:val="0"/>
+          <w:color w:val="000000"/>
           <w:sz w:val="22"/>
         </w:rPr>
         <w:t>iii) Adakah struktur harga anda memaksimumkan keuntungan (berapa banyak pelanggan sanggup bayar)?</w:t>
@@ -378,13 +1023,15 @@
     </w:p>
     <w:p>
       <w:pPr>
-        <w:spacing w:after="160"/>
+        <w:spacing w:after="120" w:line="276" w:lineRule="auto"/>
+        <w:jc w:val="left"/>
       </w:pPr>
       <w:r>
         <w:rPr>
-          <w:rFonts w:ascii="Arial" w:hAnsi="Arial"/>
+          <w:rFonts w:ascii="Arial" w:hAnsi="Arial" w:cs="Arial"/>
           <w:b w:val="0"/>
           <w:i w:val="0"/>
+          <w:color w:val="000000"/>
           <w:sz w:val="22"/>
         </w:rPr>
         <w:t>iv) Apakah cara terbaik menyampaikan mesej anda?</w:t>
@@ -392,13 +1039,15 @@
     </w:p>
     <w:p>
       <w:pPr>
-        <w:spacing w:after="160"/>
+        <w:spacing w:after="120" w:line="276" w:lineRule="auto"/>
+        <w:jc w:val="left"/>
       </w:pPr>
       <w:r>
         <w:rPr>
-          <w:rFonts w:ascii="Arial" w:hAnsi="Arial"/>
+          <w:rFonts w:ascii="Arial" w:hAnsi="Arial" w:cs="Arial"/>
           <w:b w:val="0"/>
           <w:i w:val="0"/>
+          <w:color w:val="000000"/>
           <w:sz w:val="22"/>
         </w:rPr>
         <w:t>v) Adakah bajet pemasaran yang munasabah telah ditetapkan?</w:t>
@@ -406,13 +1055,15 @@
     </w:p>
     <w:p>
       <w:pPr>
-        <w:spacing w:after="160"/>
+        <w:spacing w:after="120" w:line="276" w:lineRule="auto"/>
+        <w:jc w:val="left"/>
       </w:pPr>
       <w:r>
         <w:rPr>
-          <w:rFonts w:ascii="Arial" w:hAnsi="Arial"/>
+          <w:rFonts w:ascii="Arial" w:hAnsi="Arial" w:cs="Arial"/>
           <w:b w:val="0"/>
           <w:i w:val="0"/>
+          <w:color w:val="000000"/>
           <w:sz w:val="22"/>
         </w:rPr>
         <w:t>#### 1.3 Buying Power (Kuasa Membeli)</w:t>
@@ -420,13 +1071,15 @@
     </w:p>
     <w:p>
       <w:pPr>
-        <w:spacing w:after="160"/>
+        <w:spacing w:after="120" w:line="276" w:lineRule="auto"/>
+        <w:jc w:val="left"/>
       </w:pPr>
       <w:r>
         <w:rPr>
-          <w:rFonts w:ascii="Arial" w:hAnsi="Arial"/>
+          <w:rFonts w:ascii="Arial" w:hAnsi="Arial" w:cs="Arial"/>
           <w:b w:val="0"/>
           <w:i w:val="0"/>
+          <w:color w:val="000000"/>
           <w:sz w:val="22"/>
         </w:rPr>
         <w:t>i) Apa yang paling berkemungkinan laku dijual?</w:t>
@@ -434,13 +1087,15 @@
     </w:p>
     <w:p>
       <w:pPr>
-        <w:spacing w:after="160"/>
+        <w:spacing w:after="120" w:line="276" w:lineRule="auto"/>
+        <w:jc w:val="left"/>
       </w:pPr>
       <w:r>
         <w:rPr>
-          <w:rFonts w:ascii="Arial" w:hAnsi="Arial"/>
+          <w:rFonts w:ascii="Arial" w:hAnsi="Arial" w:cs="Arial"/>
           <w:b w:val="0"/>
           <w:i w:val="0"/>
+          <w:color w:val="000000"/>
           <w:sz w:val="22"/>
         </w:rPr>
         <w:t>ii) Rancang julat produk anda.</w:t>
@@ -448,13 +1103,15 @@
     </w:p>
     <w:p>
       <w:pPr>
-        <w:spacing w:after="160"/>
+        <w:spacing w:after="120" w:line="276" w:lineRule="auto"/>
+        <w:jc w:val="left"/>
       </w:pPr>
       <w:r>
         <w:rPr>
-          <w:rFonts w:ascii="Arial" w:hAnsi="Arial"/>
+          <w:rFonts w:ascii="Arial" w:hAnsi="Arial" w:cs="Arial"/>
           <w:b w:val="0"/>
           <w:i w:val="0"/>
+          <w:color w:val="000000"/>
           <w:sz w:val="22"/>
         </w:rPr>
         <w:t>iii) Ketahui jumlah stok yang akan laku, serta jenis, saiz, kualiti, warna dan faktor lain yang relevan.</w:t>
@@ -462,13 +1119,15 @@
     </w:p>
     <w:p>
       <w:pPr>
-        <w:spacing w:after="160"/>
+        <w:spacing w:after="120" w:line="276" w:lineRule="auto"/>
+        <w:jc w:val="left"/>
       </w:pPr>
       <w:r>
         <w:rPr>
-          <w:rFonts w:ascii="Arial" w:hAnsi="Arial"/>
+          <w:rFonts w:ascii="Arial" w:hAnsi="Arial" w:cs="Arial"/>
           <w:b w:val="0"/>
           <w:i w:val="0"/>
+          <w:color w:val="000000"/>
           <w:sz w:val="22"/>
         </w:rPr>
         <w:t>iv) Bersikap objektif.</w:t>
@@ -476,13 +1135,15 @@
     </w:p>
     <w:p>
       <w:pPr>
-        <w:spacing w:after="160"/>
+        <w:spacing w:after="120" w:line="276" w:lineRule="auto"/>
+        <w:jc w:val="left"/>
       </w:pPr>
       <w:r>
         <w:rPr>
-          <w:rFonts w:ascii="Arial" w:hAnsi="Arial"/>
+          <w:rFonts w:ascii="Arial" w:hAnsi="Arial" w:cs="Arial"/>
           <w:b w:val="0"/>
           <w:i w:val="0"/>
+          <w:color w:val="000000"/>
           <w:sz w:val="22"/>
         </w:rPr>
         <w:t>#### 1.4 Merchandising (Pempamèran)</w:t>
@@ -490,13 +1151,15 @@
     </w:p>
     <w:p>
       <w:pPr>
-        <w:spacing w:after="160"/>
+        <w:spacing w:after="120" w:line="276" w:lineRule="auto"/>
+        <w:jc w:val="left"/>
       </w:pPr>
       <w:r>
         <w:rPr>
-          <w:rFonts w:ascii="Arial" w:hAnsi="Arial"/>
+          <w:rFonts w:ascii="Arial" w:hAnsi="Arial" w:cs="Arial"/>
           <w:b w:val="0"/>
           <w:i w:val="0"/>
+          <w:color w:val="000000"/>
           <w:sz w:val="22"/>
         </w:rPr>
         <w:t>i) Bagaimana cara terbaik memaparkan stok untuk memaksimumkan jualan?</w:t>
@@ -504,13 +1167,15 @@
     </w:p>
     <w:p>
       <w:pPr>
-        <w:spacing w:after="160"/>
+        <w:spacing w:after="120" w:line="276" w:lineRule="auto"/>
+        <w:jc w:val="left"/>
       </w:pPr>
       <w:r>
         <w:rPr>
-          <w:rFonts w:ascii="Arial" w:hAnsi="Arial"/>
+          <w:rFonts w:ascii="Arial" w:hAnsi="Arial" w:cs="Arial"/>
           <w:b w:val="0"/>
           <w:i w:val="0"/>
+          <w:color w:val="000000"/>
           <w:sz w:val="22"/>
         </w:rPr>
         <w:t>#### 1.5 Selling (Penjualan)</w:t>
@@ -518,13 +1183,15 @@
     </w:p>
     <w:p>
       <w:pPr>
-        <w:spacing w:after="160"/>
+        <w:spacing w:after="120" w:line="276" w:lineRule="auto"/>
+        <w:jc w:val="left"/>
       </w:pPr>
       <w:r>
         <w:rPr>
-          <w:rFonts w:ascii="Arial" w:hAnsi="Arial"/>
+          <w:rFonts w:ascii="Arial" w:hAnsi="Arial" w:cs="Arial"/>
           <w:b w:val="0"/>
           <w:i w:val="0"/>
+          <w:color w:val="000000"/>
           <w:sz w:val="22"/>
         </w:rPr>
         <w:t>i) Bagaimana cara paling berkesan memadankan keperluan pelanggan dengan manfaat produk atau perkhidmatan anda?</w:t>
@@ -532,13 +1199,15 @@
     </w:p>
     <w:p>
       <w:pPr>
-        <w:spacing w:after="160"/>
+        <w:spacing w:after="120" w:line="276" w:lineRule="auto"/>
+        <w:jc w:val="left"/>
       </w:pPr>
       <w:r>
         <w:rPr>
-          <w:rFonts w:ascii="Arial" w:hAnsi="Arial"/>
+          <w:rFonts w:ascii="Arial" w:hAnsi="Arial" w:cs="Arial"/>
           <w:b w:val="0"/>
           <w:i/>
+          <w:color w:val="000000"/>
           <w:sz w:val="22"/>
         </w:rPr>
         <w:t>(Nota: dokumen rasmi mengulang semula tajuk 1.2–1.5 sebagai 1.6–1.9 dengan kandungan yang sama — kandungan berulang ini tidak diulang di sini bagi mengelakkan lewah, tetapi tajuk nombor rasmi tetap dikekalkan sebagai bukti keaslian penomboran sumber.)</w:t>
@@ -546,13 +1215,15 @@
     </w:p>
     <w:p>
       <w:pPr>
-        <w:spacing w:after="160"/>
+        <w:spacing w:after="120" w:line="276" w:lineRule="auto"/>
+        <w:jc w:val="left"/>
       </w:pPr>
       <w:r>
         <w:rPr>
-          <w:rFonts w:ascii="Arial" w:hAnsi="Arial"/>
+          <w:rFonts w:ascii="Arial" w:hAnsi="Arial" w:cs="Arial"/>
           <w:b w:val="0"/>
           <w:i w:val="0"/>
+          <w:color w:val="000000"/>
           <w:sz w:val="22"/>
         </w:rPr>
         <w:t>Pelanggan mempunyai enam (6) keperluan membeli asas berkaitan produk:</w:t>
@@ -560,31 +1231,35 @@
     </w:p>
     <w:p>
       <w:pPr>
-        <w:spacing w:after="160"/>
+        <w:spacing w:after="120" w:line="276" w:lineRule="auto"/>
+        <w:jc w:val="left"/>
       </w:pPr>
       <w:r>
         <w:rPr>
-          <w:rFonts w:ascii="Arial" w:hAnsi="Arial"/>
+          <w:rFonts w:ascii="Arial" w:hAnsi="Arial" w:cs="Arial"/>
           <w:b w:val="0"/>
           <w:i w:val="0"/>
+          <w:color w:val="000000"/>
           <w:sz w:val="22"/>
         </w:rPr>
         <w:t>i) Keselamatan (</w:t>
       </w:r>
       <w:r>
         <w:rPr>
-          <w:rFonts w:ascii="Arial" w:hAnsi="Arial"/>
+          <w:rFonts w:ascii="Arial" w:hAnsi="Arial" w:cs="Arial"/>
           <w:b w:val="0"/>
           <w:i/>
+          <w:color w:val="000000"/>
           <w:sz w:val="22"/>
         </w:rPr>
         <w:t>Safety</w:t>
       </w:r>
       <w:r>
         <w:rPr>
-          <w:rFonts w:ascii="Arial" w:hAnsi="Arial"/>
+          <w:rFonts w:ascii="Arial" w:hAnsi="Arial" w:cs="Arial"/>
           <w:b w:val="0"/>
           <w:i w:val="0"/>
+          <w:color w:val="000000"/>
           <w:sz w:val="22"/>
         </w:rPr>
         <w:t>)</w:t>
@@ -592,31 +1267,35 @@
     </w:p>
     <w:p>
       <w:pPr>
-        <w:spacing w:after="160"/>
+        <w:spacing w:after="120" w:line="276" w:lineRule="auto"/>
+        <w:jc w:val="left"/>
       </w:pPr>
       <w:r>
         <w:rPr>
-          <w:rFonts w:ascii="Arial" w:hAnsi="Arial"/>
+          <w:rFonts w:ascii="Arial" w:hAnsi="Arial" w:cs="Arial"/>
           <w:b w:val="0"/>
           <w:i w:val="0"/>
+          <w:color w:val="000000"/>
           <w:sz w:val="22"/>
         </w:rPr>
         <w:t>ii) Prestasi (</w:t>
       </w:r>
       <w:r>
         <w:rPr>
-          <w:rFonts w:ascii="Arial" w:hAnsi="Arial"/>
+          <w:rFonts w:ascii="Arial" w:hAnsi="Arial" w:cs="Arial"/>
           <w:b w:val="0"/>
           <w:i/>
+          <w:color w:val="000000"/>
           <w:sz w:val="22"/>
         </w:rPr>
         <w:t>Performance</w:t>
       </w:r>
       <w:r>
         <w:rPr>
-          <w:rFonts w:ascii="Arial" w:hAnsi="Arial"/>
+          <w:rFonts w:ascii="Arial" w:hAnsi="Arial" w:cs="Arial"/>
           <w:b w:val="0"/>
           <w:i w:val="0"/>
+          <w:color w:val="000000"/>
           <w:sz w:val="22"/>
         </w:rPr>
         <w:t>)</w:t>
@@ -624,31 +1303,35 @@
     </w:p>
     <w:p>
       <w:pPr>
-        <w:spacing w:after="160"/>
+        <w:spacing w:after="120" w:line="276" w:lineRule="auto"/>
+        <w:jc w:val="left"/>
       </w:pPr>
       <w:r>
         <w:rPr>
-          <w:rFonts w:ascii="Arial" w:hAnsi="Arial"/>
+          <w:rFonts w:ascii="Arial" w:hAnsi="Arial" w:cs="Arial"/>
           <w:b w:val="0"/>
           <w:i w:val="0"/>
+          <w:color w:val="000000"/>
           <w:sz w:val="22"/>
         </w:rPr>
         <w:t>iii) Penampilan (</w:t>
       </w:r>
       <w:r>
         <w:rPr>
-          <w:rFonts w:ascii="Arial" w:hAnsi="Arial"/>
+          <w:rFonts w:ascii="Arial" w:hAnsi="Arial" w:cs="Arial"/>
           <w:b w:val="0"/>
           <w:i/>
+          <w:color w:val="000000"/>
           <w:sz w:val="22"/>
         </w:rPr>
         <w:t>Appearance</w:t>
       </w:r>
       <w:r>
         <w:rPr>
-          <w:rFonts w:ascii="Arial" w:hAnsi="Arial"/>
+          <w:rFonts w:ascii="Arial" w:hAnsi="Arial" w:cs="Arial"/>
           <w:b w:val="0"/>
           <w:i w:val="0"/>
+          <w:color w:val="000000"/>
           <w:sz w:val="22"/>
         </w:rPr>
         <w:t>)</w:t>
@@ -656,31 +1339,35 @@
     </w:p>
     <w:p>
       <w:pPr>
-        <w:spacing w:after="160"/>
+        <w:spacing w:after="120" w:line="276" w:lineRule="auto"/>
+        <w:jc w:val="left"/>
       </w:pPr>
       <w:r>
         <w:rPr>
-          <w:rFonts w:ascii="Arial" w:hAnsi="Arial"/>
+          <w:rFonts w:ascii="Arial" w:hAnsi="Arial" w:cs="Arial"/>
           <w:b w:val="0"/>
           <w:i w:val="0"/>
+          <w:color w:val="000000"/>
           <w:sz w:val="22"/>
         </w:rPr>
         <w:t>iv) Keselesaan (</w:t>
       </w:r>
       <w:r>
         <w:rPr>
-          <w:rFonts w:ascii="Arial" w:hAnsi="Arial"/>
+          <w:rFonts w:ascii="Arial" w:hAnsi="Arial" w:cs="Arial"/>
           <w:b w:val="0"/>
           <w:i/>
+          <w:color w:val="000000"/>
           <w:sz w:val="22"/>
         </w:rPr>
         <w:t>Comfort</w:t>
       </w:r>
       <w:r>
         <w:rPr>
-          <w:rFonts w:ascii="Arial" w:hAnsi="Arial"/>
+          <w:rFonts w:ascii="Arial" w:hAnsi="Arial" w:cs="Arial"/>
           <w:b w:val="0"/>
           <w:i w:val="0"/>
+          <w:color w:val="000000"/>
           <w:sz w:val="22"/>
         </w:rPr>
         <w:t>)</w:t>
@@ -688,31 +1375,35 @@
     </w:p>
     <w:p>
       <w:pPr>
-        <w:spacing w:after="160"/>
+        <w:spacing w:after="120" w:line="276" w:lineRule="auto"/>
+        <w:jc w:val="left"/>
       </w:pPr>
       <w:r>
         <w:rPr>
-          <w:rFonts w:ascii="Arial" w:hAnsi="Arial"/>
+          <w:rFonts w:ascii="Arial" w:hAnsi="Arial" w:cs="Arial"/>
           <w:b w:val="0"/>
           <w:i w:val="0"/>
+          <w:color w:val="000000"/>
           <w:sz w:val="22"/>
         </w:rPr>
         <w:t>v) Ekonomi (</w:t>
       </w:r>
       <w:r>
         <w:rPr>
-          <w:rFonts w:ascii="Arial" w:hAnsi="Arial"/>
+          <w:rFonts w:ascii="Arial" w:hAnsi="Arial" w:cs="Arial"/>
           <w:b w:val="0"/>
           <w:i/>
+          <w:color w:val="000000"/>
           <w:sz w:val="22"/>
         </w:rPr>
         <w:t>Economy</w:t>
       </w:r>
       <w:r>
         <w:rPr>
-          <w:rFonts w:ascii="Arial" w:hAnsi="Arial"/>
+          <w:rFonts w:ascii="Arial" w:hAnsi="Arial" w:cs="Arial"/>
           <w:b w:val="0"/>
           <w:i w:val="0"/>
+          <w:color w:val="000000"/>
           <w:sz w:val="22"/>
         </w:rPr>
         <w:t>)</w:t>
@@ -720,31 +1411,35 @@
     </w:p>
     <w:p>
       <w:pPr>
-        <w:spacing w:after="160"/>
+        <w:spacing w:after="120" w:line="276" w:lineRule="auto"/>
+        <w:jc w:val="left"/>
       </w:pPr>
       <w:r>
         <w:rPr>
-          <w:rFonts w:ascii="Arial" w:hAnsi="Arial"/>
+          <w:rFonts w:ascii="Arial" w:hAnsi="Arial" w:cs="Arial"/>
           <w:b w:val="0"/>
           <w:i w:val="0"/>
+          <w:color w:val="000000"/>
           <w:sz w:val="22"/>
         </w:rPr>
         <w:t>vi) Ketahanan (</w:t>
       </w:r>
       <w:r>
         <w:rPr>
-          <w:rFonts w:ascii="Arial" w:hAnsi="Arial"/>
+          <w:rFonts w:ascii="Arial" w:hAnsi="Arial" w:cs="Arial"/>
           <w:b w:val="0"/>
           <w:i/>
+          <w:color w:val="000000"/>
           <w:sz w:val="22"/>
         </w:rPr>
         <w:t>Durability</w:t>
       </w:r>
       <w:r>
         <w:rPr>
-          <w:rFonts w:ascii="Arial" w:hAnsi="Arial"/>
+          <w:rFonts w:ascii="Arial" w:hAnsi="Arial" w:cs="Arial"/>
           <w:b w:val="0"/>
           <w:i w:val="0"/>
+          <w:color w:val="000000"/>
           <w:sz w:val="22"/>
         </w:rPr>
         <w:t>)</w:t>
@@ -752,22 +1447,25 @@
     </w:p>
     <w:p>
       <w:pPr>
-        <w:spacing w:after="160"/>
+        <w:spacing w:after="120" w:line="276" w:lineRule="auto"/>
+        <w:jc w:val="left"/>
       </w:pPr>
       <w:r>
         <w:rPr>
-          <w:rFonts w:ascii="Arial" w:hAnsi="Arial"/>
+          <w:rFonts w:ascii="Arial" w:hAnsi="Arial" w:cs="Arial"/>
           <w:b w:val="0"/>
           <w:i/>
+          <w:color w:val="000000"/>
           <w:sz w:val="22"/>
         </w:rPr>
         <w:t>Contoh studio:</w:t>
       </w:r>
       <w:r>
         <w:rPr>
-          <w:rFonts w:ascii="Arial" w:hAnsi="Arial"/>
+          <w:rFonts w:ascii="Arial" w:hAnsi="Arial" w:cs="Arial"/>
           <w:b w:val="0"/>
           <w:i w:val="0"/>
+          <w:color w:val="000000"/>
           <w:sz w:val="22"/>
         </w:rPr>
         <w:t xml:space="preserve"> seorang klien perkahwinan mungkin mengutamakan "penampilan" (kualiti visual video sinematik) dan "prestasi" (penghantaran tepat masa sebelum majlis), manakala klien korporat mungkin mengutamakan "ekonomi" (kos pengeluaran) dan "ketahanan" (fail digital yang boleh digunakan semula untuk pelbagai platform).</w:t>
@@ -775,27 +1473,31 @@
     </w:p>
     <w:p>
       <w:pPr>
-        <w:spacing w:before="200"/>
+        <w:spacing w:before="120" w:after="120" w:line="276" w:lineRule="auto"/>
+        <w:jc w:val="left"/>
       </w:pPr>
       <w:r>
         <w:rPr>
-          <w:rFonts w:ascii="Arial" w:hAnsi="Arial"/>
+          <w:rFonts w:ascii="Arial" w:hAnsi="Arial" w:cs="Arial"/>
           <w:b/>
           <w:i w:val="0"/>
-          <w:sz w:val="24"/>
+          <w:color w:val="000000"/>
+          <w:sz w:val="22"/>
         </w:rPr>
         <w:t>2. CUSTOMERS EXPECTATION (Jangkaan Pelanggan)</w:t>
       </w:r>
     </w:p>
     <w:p>
       <w:pPr>
-        <w:spacing w:after="160"/>
+        <w:spacing w:after="120" w:line="276" w:lineRule="auto"/>
+        <w:jc w:val="left"/>
       </w:pPr>
       <w:r>
         <w:rPr>
-          <w:rFonts w:ascii="Arial" w:hAnsi="Arial"/>
+          <w:rFonts w:ascii="Arial" w:hAnsi="Arial" w:cs="Arial"/>
           <w:b w:val="0"/>
           <w:i w:val="0"/>
+          <w:color w:val="000000"/>
           <w:sz w:val="22"/>
         </w:rPr>
         <w:t>Jangkaan pelanggan sentiasa meningkat; kesetiaan jenama semakin pudar. Pelanggan mencari produk dan pengeluar yang paling mampu memenuhi keperluan mereka. Produk tidak semestinya terbaik pada semua dimensi — cuma pada dimensi yang pelanggan anggap penting.</w:t>
@@ -803,13 +1505,15 @@
     </w:p>
     <w:p>
       <w:pPr>
-        <w:spacing w:after="160"/>
+        <w:spacing w:after="120" w:line="276" w:lineRule="auto"/>
+        <w:jc w:val="left"/>
       </w:pPr>
       <w:r>
         <w:rPr>
-          <w:rFonts w:ascii="Arial" w:hAnsi="Arial"/>
+          <w:rFonts w:ascii="Arial" w:hAnsi="Arial" w:cs="Arial"/>
           <w:b w:val="0"/>
           <w:i w:val="0"/>
+          <w:color w:val="000000"/>
           <w:sz w:val="22"/>
         </w:rPr>
         <w:t>#### 2.1 Service (Perkhidmatan)</w:t>
@@ -817,31 +1521,35 @@
     </w:p>
     <w:p>
       <w:pPr>
-        <w:spacing w:after="160"/>
+        <w:spacing w:after="120" w:line="276" w:lineRule="auto"/>
+        <w:jc w:val="left"/>
       </w:pPr>
       <w:r>
         <w:rPr>
-          <w:rFonts w:ascii="Arial" w:hAnsi="Arial"/>
+          <w:rFonts w:ascii="Arial" w:hAnsi="Arial" w:cs="Arial"/>
           <w:b w:val="0"/>
           <w:i w:val="0"/>
+          <w:color w:val="000000"/>
           <w:sz w:val="22"/>
         </w:rPr>
         <w:t xml:space="preserve">Pelanggan mengharapkan tahap perkhidmatan yang sesuai dengan jenis pembelian mereka. </w:t>
       </w:r>
       <w:r>
         <w:rPr>
-          <w:rFonts w:ascii="Arial" w:hAnsi="Arial"/>
+          <w:rFonts w:ascii="Arial" w:hAnsi="Arial" w:cs="Arial"/>
           <w:b w:val="0"/>
           <w:i/>
+          <w:color w:val="000000"/>
           <w:sz w:val="22"/>
         </w:rPr>
         <w:t>Contoh studio:</w:t>
       </w:r>
       <w:r>
         <w:rPr>
-          <w:rFonts w:ascii="Arial" w:hAnsi="Arial"/>
+          <w:rFonts w:ascii="Arial" w:hAnsi="Arial" w:cs="Arial"/>
           <w:b w:val="0"/>
           <w:i w:val="0"/>
+          <w:color w:val="000000"/>
           <w:sz w:val="22"/>
         </w:rPr>
         <w:t xml:space="preserve"> klien yang menempah satu video pendek untuk media sosial mungkin memerlukan tahap khidmat sokongan yang berbeza berbanding klien yang menempah keseluruhan pakej video korporat bersiri.</w:t>
@@ -849,13 +1557,15 @@
     </w:p>
     <w:p>
       <w:pPr>
-        <w:spacing w:after="160"/>
+        <w:spacing w:after="120" w:line="276" w:lineRule="auto"/>
+        <w:jc w:val="left"/>
       </w:pPr>
       <w:r>
         <w:rPr>
-          <w:rFonts w:ascii="Arial" w:hAnsi="Arial"/>
+          <w:rFonts w:ascii="Arial" w:hAnsi="Arial" w:cs="Arial"/>
           <w:b w:val="0"/>
           <w:i w:val="0"/>
+          <w:color w:val="000000"/>
           <w:sz w:val="22"/>
         </w:rPr>
         <w:t>#### 2.2 Price (Harga)</w:t>
@@ -863,67 +1573,75 @@
     </w:p>
     <w:p>
       <w:pPr>
-        <w:spacing w:after="160"/>
+        <w:spacing w:after="120" w:line="276" w:lineRule="auto"/>
+        <w:jc w:val="left"/>
       </w:pPr>
       <w:r>
         <w:rPr>
-          <w:rFonts w:ascii="Arial" w:hAnsi="Arial"/>
+          <w:rFonts w:ascii="Arial" w:hAnsi="Arial" w:cs="Arial"/>
           <w:b w:val="0"/>
           <w:i w:val="0"/>
+          <w:color w:val="000000"/>
           <w:sz w:val="22"/>
         </w:rPr>
         <w:t>Kos setiap pembelian semakin penting; oleh itu komponen harga menjadi isu penting. Bersaing semata-mata atas harga adalah berbahaya dari segi kewangan melainkan berniat menjadi "pendiskaun". Alternatif kepada pemotongan harga termasuk menambah nilai (</w:t>
       </w:r>
       <w:r>
         <w:rPr>
-          <w:rFonts w:ascii="Arial" w:hAnsi="Arial"/>
+          <w:rFonts w:ascii="Arial" w:hAnsi="Arial" w:cs="Arial"/>
           <w:b w:val="0"/>
           <w:i/>
+          <w:color w:val="000000"/>
           <w:sz w:val="22"/>
         </w:rPr>
         <w:t>value adding</w:t>
       </w:r>
       <w:r>
         <w:rPr>
-          <w:rFonts w:ascii="Arial" w:hAnsi="Arial"/>
+          <w:rFonts w:ascii="Arial" w:hAnsi="Arial" w:cs="Arial"/>
           <w:b w:val="0"/>
           <w:i w:val="0"/>
+          <w:color w:val="000000"/>
           <w:sz w:val="22"/>
         </w:rPr>
         <w:t xml:space="preserve">) — contohnya menawarkan </w:t>
       </w:r>
       <w:r>
         <w:rPr>
-          <w:rFonts w:ascii="Arial" w:hAnsi="Arial"/>
+          <w:rFonts w:ascii="Arial" w:hAnsi="Arial" w:cs="Arial"/>
           <w:b w:val="0"/>
           <w:i/>
+          <w:color w:val="000000"/>
           <w:sz w:val="22"/>
         </w:rPr>
         <w:t>raw footage</w:t>
       </w:r>
       <w:r>
         <w:rPr>
-          <w:rFonts w:ascii="Arial" w:hAnsi="Arial"/>
+          <w:rFonts w:ascii="Arial" w:hAnsi="Arial" w:cs="Arial"/>
           <w:b w:val="0"/>
           <w:i w:val="0"/>
+          <w:color w:val="000000"/>
           <w:sz w:val="22"/>
         </w:rPr>
         <w:t xml:space="preserve"> tambahan atau </w:t>
       </w:r>
       <w:r>
         <w:rPr>
-          <w:rFonts w:ascii="Arial" w:hAnsi="Arial"/>
+          <w:rFonts w:ascii="Arial" w:hAnsi="Arial" w:cs="Arial"/>
           <w:b w:val="0"/>
           <w:i/>
+          <w:color w:val="000000"/>
           <w:sz w:val="22"/>
         </w:rPr>
         <w:t>revision round</w:t>
       </w:r>
       <w:r>
         <w:rPr>
-          <w:rFonts w:ascii="Arial" w:hAnsi="Arial"/>
+          <w:rFonts w:ascii="Arial" w:hAnsi="Arial" w:cs="Arial"/>
           <w:b w:val="0"/>
           <w:i w:val="0"/>
+          <w:color w:val="000000"/>
           <w:sz w:val="22"/>
         </w:rPr>
         <w:t xml:space="preserve"> percuma dalam pakej editan.</w:t>
@@ -931,13 +1649,15 @@
     </w:p>
     <w:p>
       <w:pPr>
-        <w:spacing w:after="160"/>
+        <w:spacing w:after="120" w:line="276" w:lineRule="auto"/>
+        <w:jc w:val="left"/>
       </w:pPr>
       <w:r>
         <w:rPr>
-          <w:rFonts w:ascii="Arial" w:hAnsi="Arial"/>
+          <w:rFonts w:ascii="Arial" w:hAnsi="Arial" w:cs="Arial"/>
           <w:b w:val="0"/>
           <w:i w:val="0"/>
+          <w:color w:val="000000"/>
           <w:sz w:val="22"/>
         </w:rPr>
         <w:t>#### 2.3 Quality (Kualiti)</w:t>
@@ -945,13 +1665,15 @@
     </w:p>
     <w:p>
       <w:pPr>
-        <w:spacing w:after="160"/>
+        <w:spacing w:after="120" w:line="276" w:lineRule="auto"/>
+        <w:jc w:val="left"/>
       </w:pPr>
       <w:r>
         <w:rPr>
-          <w:rFonts w:ascii="Arial" w:hAnsi="Arial"/>
+          <w:rFonts w:ascii="Arial" w:hAnsi="Arial" w:cs="Arial"/>
           <w:b w:val="0"/>
           <w:i w:val="0"/>
+          <w:color w:val="000000"/>
           <w:sz w:val="22"/>
         </w:rPr>
         <w:t>Pelanggan mempunyai jangkaan kualiti dan ketahanan. Mereka kurang mempersoalkan harga jika berurusan dengan syarikat yang mempunyai reputasi kualiti.</w:t>
@@ -959,13 +1681,15 @@
     </w:p>
     <w:p>
       <w:pPr>
-        <w:spacing w:after="160"/>
+        <w:spacing w:after="120" w:line="276" w:lineRule="auto"/>
+        <w:jc w:val="left"/>
       </w:pPr>
       <w:r>
         <w:rPr>
-          <w:rFonts w:ascii="Arial" w:hAnsi="Arial"/>
+          <w:rFonts w:ascii="Arial" w:hAnsi="Arial" w:cs="Arial"/>
           <w:b w:val="0"/>
           <w:i w:val="0"/>
+          <w:color w:val="000000"/>
           <w:sz w:val="22"/>
         </w:rPr>
         <w:t>#### 2.4 Action (Tindakan)</w:t>
@@ -973,13 +1697,15 @@
     </w:p>
     <w:p>
       <w:pPr>
-        <w:spacing w:after="160"/>
+        <w:spacing w:after="120" w:line="276" w:lineRule="auto"/>
+        <w:jc w:val="left"/>
       </w:pPr>
       <w:r>
         <w:rPr>
-          <w:rFonts w:ascii="Arial" w:hAnsi="Arial"/>
+          <w:rFonts w:ascii="Arial" w:hAnsi="Arial" w:cs="Arial"/>
           <w:b w:val="0"/>
           <w:i w:val="0"/>
+          <w:color w:val="000000"/>
           <w:sz w:val="22"/>
         </w:rPr>
         <w:t>Pelanggan memerlukan tindakan segera apabila timbul masalah atau soalan. Setiap orang mahu diiktiraf dan dilayan sebagai "keutamaan".</w:t>
@@ -987,13 +1713,15 @@
     </w:p>
     <w:p>
       <w:pPr>
-        <w:spacing w:after="160"/>
+        <w:spacing w:after="120" w:line="276" w:lineRule="auto"/>
+        <w:jc w:val="left"/>
       </w:pPr>
       <w:r>
         <w:rPr>
-          <w:rFonts w:ascii="Arial" w:hAnsi="Arial"/>
+          <w:rFonts w:ascii="Arial" w:hAnsi="Arial" w:cs="Arial"/>
           <w:b w:val="0"/>
           <w:i w:val="0"/>
+          <w:color w:val="000000"/>
           <w:sz w:val="22"/>
         </w:rPr>
         <w:t>#### 2.5 Appreciation (Penghargaan)</w:t>
@@ -1001,13 +1729,15 @@
     </w:p>
     <w:p>
       <w:pPr>
-        <w:spacing w:after="160"/>
+        <w:spacing w:after="120" w:line="276" w:lineRule="auto"/>
+        <w:jc w:val="left"/>
       </w:pPr>
       <w:r>
         <w:rPr>
-          <w:rFonts w:ascii="Arial" w:hAnsi="Arial"/>
+          <w:rFonts w:ascii="Arial" w:hAnsi="Arial" w:cs="Arial"/>
           <w:b w:val="0"/>
           <w:i w:val="0"/>
+          <w:color w:val="000000"/>
           <w:sz w:val="22"/>
         </w:rPr>
         <w:t>Pelanggan perlu tahu bahawa perniagaan mereka dihargai. Mengucapkan terima kasih melalui perkataan dan tindakan adalah titik permulaan yang baik.</w:t>
@@ -1015,13 +1745,15 @@
     </w:p>
     <w:p>
       <w:pPr>
-        <w:spacing w:after="160"/>
+        <w:spacing w:after="120" w:line="276" w:lineRule="auto"/>
+        <w:jc w:val="left"/>
       </w:pPr>
       <w:r>
         <w:rPr>
-          <w:rFonts w:ascii="Arial" w:hAnsi="Arial"/>
+          <w:rFonts w:ascii="Arial" w:hAnsi="Arial" w:cs="Arial"/>
           <w:b w:val="0"/>
           <w:i w:val="0"/>
+          <w:color w:val="000000"/>
           <w:sz w:val="22"/>
         </w:rPr>
         <w:t>Untuk meningkatkan keuntungan perniagaan, perlu:</w:t>
@@ -1029,13 +1761,15 @@
     </w:p>
     <w:p>
       <w:pPr>
-        <w:spacing w:after="160"/>
+        <w:spacing w:after="120" w:line="276" w:lineRule="auto"/>
+        <w:jc w:val="left"/>
       </w:pPr>
       <w:r>
         <w:rPr>
-          <w:rFonts w:ascii="Arial" w:hAnsi="Arial"/>
+          <w:rFonts w:ascii="Arial" w:hAnsi="Arial" w:cs="Arial"/>
           <w:b w:val="0"/>
           <w:i w:val="0"/>
+          <w:color w:val="000000"/>
           <w:sz w:val="22"/>
         </w:rPr>
         <w:t>i) Mengenali pelanggan dan membina hubungan saling percaya dengan mereka.</w:t>
@@ -1043,13 +1777,15 @@
     </w:p>
     <w:p>
       <w:pPr>
-        <w:spacing w:after="160"/>
+        <w:spacing w:after="120" w:line="276" w:lineRule="auto"/>
+        <w:jc w:val="left"/>
       </w:pPr>
       <w:r>
         <w:rPr>
-          <w:rFonts w:ascii="Arial" w:hAnsi="Arial"/>
+          <w:rFonts w:ascii="Arial" w:hAnsi="Arial" w:cs="Arial"/>
           <w:b w:val="0"/>
           <w:i w:val="0"/>
+          <w:color w:val="000000"/>
           <w:sz w:val="22"/>
         </w:rPr>
         <w:t>ii) Bertanya kepada pelanggan tentang jangkaan mereka.</w:t>
@@ -1057,13 +1793,15 @@
     </w:p>
     <w:p>
       <w:pPr>
-        <w:spacing w:after="160"/>
+        <w:spacing w:after="120" w:line="276" w:lineRule="auto"/>
+        <w:jc w:val="left"/>
       </w:pPr>
       <w:r>
         <w:rPr>
-          <w:rFonts w:ascii="Arial" w:hAnsi="Arial"/>
+          <w:rFonts w:ascii="Arial" w:hAnsi="Arial" w:cs="Arial"/>
           <w:b w:val="0"/>
           <w:i w:val="0"/>
+          <w:color w:val="000000"/>
           <w:sz w:val="22"/>
         </w:rPr>
         <w:t>iii) Memenuhi jangkaan dan merancang untuk melebihinya apabila boleh.</w:t>
@@ -1071,13 +1809,15 @@
     </w:p>
     <w:p>
       <w:pPr>
-        <w:spacing w:after="160"/>
+        <w:spacing w:after="120" w:line="276" w:lineRule="auto"/>
+        <w:jc w:val="left"/>
       </w:pPr>
       <w:r>
         <w:rPr>
-          <w:rFonts w:ascii="Arial" w:hAnsi="Arial"/>
+          <w:rFonts w:ascii="Arial" w:hAnsi="Arial" w:cs="Arial"/>
           <w:b w:val="0"/>
           <w:i w:val="0"/>
+          <w:color w:val="000000"/>
           <w:sz w:val="22"/>
         </w:rPr>
         <w:t>iv) Konsisten dan bersopan semasa melayani pelanggan.</w:t>
@@ -1085,13 +1825,15 @@
     </w:p>
     <w:p>
       <w:pPr>
-        <w:spacing w:after="160"/>
+        <w:spacing w:after="120" w:line="276" w:lineRule="auto"/>
+        <w:jc w:val="left"/>
       </w:pPr>
       <w:r>
         <w:rPr>
-          <w:rFonts w:ascii="Arial" w:hAnsi="Arial"/>
+          <w:rFonts w:ascii="Arial" w:hAnsi="Arial" w:cs="Arial"/>
           <w:b w:val="0"/>
           <w:i w:val="0"/>
+          <w:color w:val="000000"/>
           <w:sz w:val="22"/>
         </w:rPr>
         <w:t>#### 2.6 Stages of Customers Expectation (Peringkat Jangkaan Pelanggan)</w:t>
@@ -1099,31 +1841,35 @@
     </w:p>
     <w:p>
       <w:pPr>
-        <w:spacing w:after="160"/>
+        <w:spacing w:after="120" w:line="276" w:lineRule="auto"/>
+        <w:jc w:val="left"/>
       </w:pPr>
       <w:r>
         <w:rPr>
-          <w:rFonts w:ascii="Arial" w:hAnsi="Arial"/>
+          <w:rFonts w:ascii="Arial" w:hAnsi="Arial" w:cs="Arial"/>
           <w:b w:val="0"/>
           <w:i w:val="0"/>
+          <w:color w:val="000000"/>
           <w:sz w:val="22"/>
         </w:rPr>
         <w:t xml:space="preserve">i) </w:t>
       </w:r>
       <w:r>
         <w:rPr>
-          <w:rFonts w:ascii="Arial" w:hAnsi="Arial"/>
+          <w:rFonts w:ascii="Arial" w:hAnsi="Arial" w:cs="Arial"/>
           <w:b/>
           <w:i w:val="0"/>
+          <w:color w:val="000000"/>
           <w:sz w:val="22"/>
         </w:rPr>
         <w:t>Peringkat Pertama</w:t>
       </w:r>
       <w:r>
         <w:rPr>
-          <w:rFonts w:ascii="Arial" w:hAnsi="Arial"/>
+          <w:rFonts w:ascii="Arial" w:hAnsi="Arial" w:cs="Arial"/>
           <w:b w:val="0"/>
           <w:i w:val="0"/>
+          <w:color w:val="000000"/>
           <w:sz w:val="22"/>
         </w:rPr>
         <w:t xml:space="preserve"> — jangkaan paling sederhana yang membentuk jangkaan pelanggan terhadap produk, "wajib ada" atau "dianggap sedia ada".</w:t>
@@ -1131,31 +1877,35 @@
     </w:p>
     <w:p>
       <w:pPr>
-        <w:spacing w:after="160"/>
+        <w:spacing w:after="120" w:line="276" w:lineRule="auto"/>
+        <w:jc w:val="left"/>
       </w:pPr>
       <w:r>
         <w:rPr>
-          <w:rFonts w:ascii="Arial" w:hAnsi="Arial"/>
+          <w:rFonts w:ascii="Arial" w:hAnsi="Arial" w:cs="Arial"/>
           <w:b w:val="0"/>
           <w:i w:val="0"/>
+          <w:color w:val="000000"/>
           <w:sz w:val="22"/>
         </w:rPr>
         <w:t xml:space="preserve">ii) </w:t>
       </w:r>
       <w:r>
         <w:rPr>
-          <w:rFonts w:ascii="Arial" w:hAnsi="Arial"/>
+          <w:rFonts w:ascii="Arial" w:hAnsi="Arial" w:cs="Arial"/>
           <w:b/>
           <w:i w:val="0"/>
+          <w:color w:val="000000"/>
           <w:sz w:val="22"/>
         </w:rPr>
         <w:t>Peringkat Kedua</w:t>
       </w:r>
       <w:r>
         <w:rPr>
-          <w:rFonts w:ascii="Arial" w:hAnsi="Arial"/>
+          <w:rFonts w:ascii="Arial" w:hAnsi="Arial" w:cs="Arial"/>
           <w:b w:val="0"/>
           <w:i w:val="0"/>
+          <w:color w:val="000000"/>
           <w:sz w:val="22"/>
         </w:rPr>
         <w:t xml:space="preserve"> — jangkaan dalam bentuk peraturan dan spesifikasi.</w:t>
@@ -1163,31 +1913,35 @@
     </w:p>
     <w:p>
       <w:pPr>
-        <w:spacing w:after="160"/>
+        <w:spacing w:after="120" w:line="276" w:lineRule="auto"/>
+        <w:jc w:val="left"/>
       </w:pPr>
       <w:r>
         <w:rPr>
-          <w:rFonts w:ascii="Arial" w:hAnsi="Arial"/>
+          <w:rFonts w:ascii="Arial" w:hAnsi="Arial" w:cs="Arial"/>
           <w:b w:val="0"/>
           <w:i w:val="0"/>
+          <w:color w:val="000000"/>
           <w:sz w:val="22"/>
         </w:rPr>
         <w:t xml:space="preserve">iii) </w:t>
       </w:r>
       <w:r>
         <w:rPr>
-          <w:rFonts w:ascii="Arial" w:hAnsi="Arial"/>
+          <w:rFonts w:ascii="Arial" w:hAnsi="Arial" w:cs="Arial"/>
           <w:b/>
           <w:i w:val="0"/>
+          <w:color w:val="000000"/>
           <w:sz w:val="22"/>
         </w:rPr>
         <w:t>Peringkat Ketiga</w:t>
       </w:r>
       <w:r>
         <w:rPr>
-          <w:rFonts w:ascii="Arial" w:hAnsi="Arial"/>
+          <w:rFonts w:ascii="Arial" w:hAnsi="Arial" w:cs="Arial"/>
           <w:b w:val="0"/>
           <w:i w:val="0"/>
+          <w:color w:val="000000"/>
           <w:sz w:val="22"/>
         </w:rPr>
         <w:t xml:space="preserve"> — jangkaan dalam bentuk kesederhanaan.</w:t>
@@ -1195,13 +1949,15 @@
     </w:p>
     <w:p>
       <w:pPr>
-        <w:spacing w:after="160"/>
+        <w:spacing w:after="120" w:line="276" w:lineRule="auto"/>
+        <w:jc w:val="left"/>
       </w:pPr>
       <w:r>
         <w:rPr>
-          <w:rFonts w:ascii="Arial" w:hAnsi="Arial"/>
+          <w:rFonts w:ascii="Arial" w:hAnsi="Arial" w:cs="Arial"/>
           <w:b w:val="0"/>
           <w:i w:val="0"/>
+          <w:color w:val="000000"/>
           <w:sz w:val="22"/>
         </w:rPr>
         <w:t>#### 2.7 Factors That Influence Customers Expectation (Faktor Yang Mempengaruhi Jangkaan Pelanggan)</w:t>
@@ -1209,13 +1965,15 @@
     </w:p>
     <w:p>
       <w:pPr>
-        <w:spacing w:after="160"/>
+        <w:spacing w:after="120" w:line="276" w:lineRule="auto"/>
+        <w:jc w:val="left"/>
       </w:pPr>
       <w:r>
         <w:rPr>
-          <w:rFonts w:ascii="Arial" w:hAnsi="Arial"/>
+          <w:rFonts w:ascii="Arial" w:hAnsi="Arial" w:cs="Arial"/>
           <w:b w:val="0"/>
           <w:i w:val="0"/>
+          <w:color w:val="000000"/>
           <w:sz w:val="22"/>
         </w:rPr>
         <w:t>i) Cerita atau khabar angin daripada orang lain.</w:t>
@@ -1223,13 +1981,15 @@
     </w:p>
     <w:p>
       <w:pPr>
-        <w:spacing w:after="160"/>
+        <w:spacing w:after="120" w:line="276" w:lineRule="auto"/>
+        <w:jc w:val="left"/>
       </w:pPr>
       <w:r>
         <w:rPr>
-          <w:rFonts w:ascii="Arial" w:hAnsi="Arial"/>
+          <w:rFonts w:ascii="Arial" w:hAnsi="Arial" w:cs="Arial"/>
           <w:b w:val="0"/>
           <w:i w:val="0"/>
+          <w:color w:val="000000"/>
           <w:sz w:val="22"/>
         </w:rPr>
         <w:t>ii) Keperluan peribadi.</w:t>
@@ -1237,13 +1997,15 @@
     </w:p>
     <w:p>
       <w:pPr>
-        <w:spacing w:after="160"/>
+        <w:spacing w:after="120" w:line="276" w:lineRule="auto"/>
+        <w:jc w:val="left"/>
       </w:pPr>
       <w:r>
         <w:rPr>
-          <w:rFonts w:ascii="Arial" w:hAnsi="Arial"/>
+          <w:rFonts w:ascii="Arial" w:hAnsi="Arial" w:cs="Arial"/>
           <w:b w:val="0"/>
           <w:i w:val="0"/>
+          <w:color w:val="000000"/>
           <w:sz w:val="22"/>
         </w:rPr>
         <w:t>iii) Pengalaman lampau.</w:t>
@@ -1251,13 +2013,15 @@
     </w:p>
     <w:p>
       <w:pPr>
-        <w:spacing w:after="160"/>
+        <w:spacing w:after="120" w:line="276" w:lineRule="auto"/>
+        <w:jc w:val="left"/>
       </w:pPr>
       <w:r>
         <w:rPr>
-          <w:rFonts w:ascii="Arial" w:hAnsi="Arial"/>
+          <w:rFonts w:ascii="Arial" w:hAnsi="Arial" w:cs="Arial"/>
           <w:b w:val="0"/>
           <w:i w:val="0"/>
+          <w:color w:val="000000"/>
           <w:sz w:val="22"/>
         </w:rPr>
         <w:t>iv) Komunikasi luaran.</w:t>
@@ -1265,13 +2029,15 @@
     </w:p>
     <w:p>
       <w:pPr>
-        <w:spacing w:after="160"/>
+        <w:spacing w:after="120" w:line="276" w:lineRule="auto"/>
+        <w:jc w:val="left"/>
       </w:pPr>
       <w:r>
         <w:rPr>
-          <w:rFonts w:ascii="Arial" w:hAnsi="Arial"/>
+          <w:rFonts w:ascii="Arial" w:hAnsi="Arial" w:cs="Arial"/>
           <w:b w:val="0"/>
           <w:i w:val="0"/>
+          <w:color w:val="000000"/>
           <w:sz w:val="22"/>
         </w:rPr>
         <w:t>#### 2.8 Reason Customers Expectation Did Not Fulfil (Sebab Jangkaan Pelanggan Tidak Terpenuhi)</w:t>
@@ -1279,13 +2045,15 @@
     </w:p>
     <w:p>
       <w:pPr>
-        <w:spacing w:after="160"/>
+        <w:spacing w:after="120" w:line="276" w:lineRule="auto"/>
+        <w:jc w:val="left"/>
       </w:pPr>
       <w:r>
         <w:rPr>
-          <w:rFonts w:ascii="Arial" w:hAnsi="Arial"/>
+          <w:rFonts w:ascii="Arial" w:hAnsi="Arial" w:cs="Arial"/>
           <w:b w:val="0"/>
           <w:i w:val="0"/>
+          <w:color w:val="000000"/>
           <w:sz w:val="22"/>
         </w:rPr>
         <w:t>i) Pelanggan keliru semasa berkomunikasi dengan penjual tentang produk dan perkhidmatan yang mereka perlukan.</w:t>
@@ -1293,13 +2061,15 @@
     </w:p>
     <w:p>
       <w:pPr>
-        <w:spacing w:after="160"/>
+        <w:spacing w:after="120" w:line="276" w:lineRule="auto"/>
+        <w:jc w:val="left"/>
       </w:pPr>
       <w:r>
         <w:rPr>
-          <w:rFonts w:ascii="Arial" w:hAnsi="Arial"/>
+          <w:rFonts w:ascii="Arial" w:hAnsi="Arial" w:cs="Arial"/>
           <w:b w:val="0"/>
           <w:i w:val="0"/>
+          <w:color w:val="000000"/>
           <w:sz w:val="22"/>
         </w:rPr>
         <w:t>ii) Pelanggan keliru semasa menganalisis produk yang ditawarkan.</w:t>
@@ -1307,13 +2077,15 @@
     </w:p>
     <w:p>
       <w:pPr>
-        <w:spacing w:after="160"/>
+        <w:spacing w:after="120" w:line="276" w:lineRule="auto"/>
+        <w:jc w:val="left"/>
       </w:pPr>
       <w:r>
         <w:rPr>
-          <w:rFonts w:ascii="Arial" w:hAnsi="Arial"/>
+          <w:rFonts w:ascii="Arial" w:hAnsi="Arial" w:cs="Arial"/>
           <w:b w:val="0"/>
           <w:i w:val="0"/>
+          <w:color w:val="000000"/>
           <w:sz w:val="22"/>
         </w:rPr>
         <w:t>iii) Khabar angin tentang produk tidak tepat.</w:t>
@@ -1321,13 +2093,15 @@
     </w:p>
     <w:p>
       <w:pPr>
-        <w:spacing w:after="160"/>
+        <w:spacing w:after="120" w:line="276" w:lineRule="auto"/>
+        <w:jc w:val="left"/>
       </w:pPr>
       <w:r>
         <w:rPr>
-          <w:rFonts w:ascii="Arial" w:hAnsi="Arial"/>
+          <w:rFonts w:ascii="Arial" w:hAnsi="Arial" w:cs="Arial"/>
           <w:b w:val="0"/>
           <w:i w:val="0"/>
+          <w:color w:val="000000"/>
           <w:sz w:val="22"/>
         </w:rPr>
         <w:t>iv) Gangguan pesaing.</w:t>
@@ -1335,13 +2109,15 @@
     </w:p>
     <w:p>
       <w:pPr>
-        <w:spacing w:after="160"/>
+        <w:spacing w:after="120" w:line="276" w:lineRule="auto"/>
+        <w:jc w:val="left"/>
       </w:pPr>
       <w:r>
         <w:rPr>
-          <w:rFonts w:ascii="Arial" w:hAnsi="Arial"/>
+          <w:rFonts w:ascii="Arial" w:hAnsi="Arial" w:cs="Arial"/>
           <w:b w:val="0"/>
           <w:i w:val="0"/>
+          <w:color w:val="000000"/>
           <w:sz w:val="22"/>
         </w:rPr>
         <w:t>v) Respons daripada penjual lemah.</w:t>
@@ -1349,27 +2125,31 @@
     </w:p>
     <w:p>
       <w:pPr>
-        <w:spacing w:before="200"/>
+        <w:spacing w:before="120" w:after="120" w:line="276" w:lineRule="auto"/>
+        <w:jc w:val="left"/>
       </w:pPr>
       <w:r>
         <w:rPr>
-          <w:rFonts w:ascii="Arial" w:hAnsi="Arial"/>
+          <w:rFonts w:ascii="Arial" w:hAnsi="Arial" w:cs="Arial"/>
           <w:b/>
           <w:i w:val="0"/>
-          <w:sz w:val="24"/>
+          <w:color w:val="000000"/>
+          <w:sz w:val="22"/>
         </w:rPr>
         <w:t>3. CUSTOMERS SATISFACTION (Kepuasan Pelanggan)</w:t>
       </w:r>
     </w:p>
     <w:p>
       <w:pPr>
-        <w:spacing w:after="160"/>
+        <w:spacing w:after="120" w:line="276" w:lineRule="auto"/>
+        <w:jc w:val="left"/>
       </w:pPr>
       <w:r>
         <w:rPr>
-          <w:rFonts w:ascii="Arial" w:hAnsi="Arial"/>
+          <w:rFonts w:ascii="Arial" w:hAnsi="Arial" w:cs="Arial"/>
           <w:b w:val="0"/>
           <w:i w:val="0"/>
+          <w:color w:val="000000"/>
           <w:sz w:val="22"/>
         </w:rPr>
         <w:t>Pelanggan membentuk jangkaan tentang nilai dan kepuasan yang akan diberikan oleh tawaran pasaran, dan membeli mengikutnya. Pelanggan berpuas hati akan membeli semula dan menceritakan pengalaman baik mereka kepada orang lain. Pelanggan tidak berpuas hati sering beralih kepada pesaing dan mengkritik produk kepada orang lain.</w:t>
@@ -1377,13 +2157,15 @@
     </w:p>
     <w:p>
       <w:pPr>
-        <w:spacing w:after="160"/>
+        <w:spacing w:after="120" w:line="276" w:lineRule="auto"/>
+        <w:jc w:val="left"/>
       </w:pPr>
       <w:r>
         <w:rPr>
-          <w:rFonts w:ascii="Arial" w:hAnsi="Arial"/>
+          <w:rFonts w:ascii="Arial" w:hAnsi="Arial" w:cs="Arial"/>
           <w:b w:val="0"/>
           <w:i w:val="0"/>
+          <w:color w:val="000000"/>
           <w:sz w:val="22"/>
         </w:rPr>
         <w:t>Kunci membina hubungan pelanggan yang berkekalan ialah mewujudkan kepuasan pelanggan yang unggul. Pelanggan berpuas hati lebih cenderung menjadi pelanggan setia dan memberikan bahagian perniagaan yang lebih besar kepada syarikat.</w:t>
@@ -1391,13 +2173,15 @@
     </w:p>
     <w:p>
       <w:pPr>
-        <w:spacing w:after="160"/>
+        <w:spacing w:after="120" w:line="276" w:lineRule="auto"/>
+        <w:jc w:val="left"/>
       </w:pPr>
       <w:r>
         <w:rPr>
-          <w:rFonts w:ascii="Arial" w:hAnsi="Arial"/>
+          <w:rFonts w:ascii="Arial" w:hAnsi="Arial" w:cs="Arial"/>
           <w:b w:val="0"/>
           <w:i w:val="0"/>
+          <w:color w:val="000000"/>
           <w:sz w:val="22"/>
         </w:rPr>
         <w:t>#### 3.1 Definition of Customers' Satisfaction (Definisi Kepuasan Pelanggan)</w:t>
@@ -1405,13 +2189,15 @@
     </w:p>
     <w:p>
       <w:pPr>
-        <w:spacing w:after="160"/>
+        <w:spacing w:after="120" w:line="276" w:lineRule="auto"/>
+        <w:jc w:val="left"/>
       </w:pPr>
       <w:r>
         <w:rPr>
-          <w:rFonts w:ascii="Arial" w:hAnsi="Arial"/>
+          <w:rFonts w:ascii="Arial" w:hAnsi="Arial" w:cs="Arial"/>
           <w:b w:val="0"/>
           <w:i w:val="0"/>
+          <w:color w:val="000000"/>
           <w:sz w:val="22"/>
         </w:rPr>
         <w:t>i) Persepsi pelanggan terhadap penjual dalam memenuhi jangkaan mereka.</w:t>
@@ -1419,13 +2205,15 @@
     </w:p>
     <w:p>
       <w:pPr>
-        <w:spacing w:after="160"/>
+        <w:spacing w:after="120" w:line="276" w:lineRule="auto"/>
+        <w:jc w:val="left"/>
       </w:pPr>
       <w:r>
         <w:rPr>
-          <w:rFonts w:ascii="Arial" w:hAnsi="Arial"/>
+          <w:rFonts w:ascii="Arial" w:hAnsi="Arial" w:cs="Arial"/>
           <w:b w:val="0"/>
           <w:i w:val="0"/>
+          <w:color w:val="000000"/>
           <w:sz w:val="22"/>
         </w:rPr>
         <w:t>ii) Persepsi emosi pelanggan terhadap pengalaman penggunaan produk.</w:t>
@@ -1433,13 +2221,15 @@
     </w:p>
     <w:p>
       <w:pPr>
-        <w:spacing w:after="160"/>
+        <w:spacing w:after="120" w:line="276" w:lineRule="auto"/>
+        <w:jc w:val="left"/>
       </w:pPr>
       <w:r>
         <w:rPr>
-          <w:rFonts w:ascii="Arial" w:hAnsi="Arial"/>
+          <w:rFonts w:ascii="Arial" w:hAnsi="Arial" w:cs="Arial"/>
           <w:b w:val="0"/>
           <w:i w:val="0"/>
+          <w:color w:val="000000"/>
           <w:sz w:val="22"/>
         </w:rPr>
         <w:t>iii) Kepuasan pelanggan berlaku apabila produk atau perkhidmatan sesuai atau melebihi jangkaan pelanggan.</w:t>
@@ -1447,13 +2237,15 @@
     </w:p>
     <w:p>
       <w:pPr>
-        <w:spacing w:after="160"/>
+        <w:spacing w:after="120" w:line="276" w:lineRule="auto"/>
+        <w:jc w:val="left"/>
       </w:pPr>
       <w:r>
         <w:rPr>
-          <w:rFonts w:ascii="Arial" w:hAnsi="Arial"/>
+          <w:rFonts w:ascii="Arial" w:hAnsi="Arial" w:cs="Arial"/>
           <w:b w:val="0"/>
           <w:i w:val="0"/>
+          <w:color w:val="000000"/>
           <w:sz w:val="22"/>
         </w:rPr>
         <w:t>Kepuasan pelanggan bergantung kepada prestasi sebenar produk berbanding jangkaan pembeli. Jika prestasi produk kurang daripada jangkaan, pelanggan tidak berpuas hati. Jika prestasi sepadan jangkaan, pelanggan berpuas hati. Jika prestasi melebihi jangkaan, pelanggan sangat berpuas hati atau gembira.</w:t>
@@ -1461,22 +2253,25 @@
     </w:p>
     <w:p>
       <w:pPr>
-        <w:spacing w:after="160"/>
+        <w:spacing w:after="120" w:line="276" w:lineRule="auto"/>
+        <w:jc w:val="left"/>
       </w:pPr>
       <w:r>
         <w:rPr>
-          <w:rFonts w:ascii="Arial" w:hAnsi="Arial"/>
+          <w:rFonts w:ascii="Arial" w:hAnsi="Arial" w:cs="Arial"/>
           <w:b w:val="0"/>
           <w:i/>
+          <w:color w:val="000000"/>
           <w:sz w:val="22"/>
         </w:rPr>
         <w:t>Contoh studio:</w:t>
       </w:r>
       <w:r>
         <w:rPr>
-          <w:rFonts w:ascii="Arial" w:hAnsi="Arial"/>
+          <w:rFonts w:ascii="Arial" w:hAnsi="Arial" w:cs="Arial"/>
           <w:b w:val="0"/>
           <w:i w:val="0"/>
+          <w:color w:val="000000"/>
           <w:sz w:val="22"/>
         </w:rPr>
         <w:t xml:space="preserve"> jika klien menjangkakan video promosi siap dalam 5 hari bekerja dengan dua pusingan semakan, dan studio menghantar dalam 4 hari dengan tiga pusingan semakan percuma, klien "sangat berpuas hati".</w:t>
@@ -1484,13 +2279,15 @@
     </w:p>
     <w:p>
       <w:pPr>
-        <w:spacing w:after="160"/>
+        <w:spacing w:after="120" w:line="276" w:lineRule="auto"/>
+        <w:jc w:val="left"/>
       </w:pPr>
       <w:r>
         <w:rPr>
-          <w:rFonts w:ascii="Arial" w:hAnsi="Arial"/>
+          <w:rFonts w:ascii="Arial" w:hAnsi="Arial" w:cs="Arial"/>
           <w:b w:val="0"/>
           <w:i w:val="0"/>
+          <w:color w:val="000000"/>
           <w:sz w:val="22"/>
         </w:rPr>
         <w:t>#### 3.2 Importance of Customer Satisfaction (Kepentingan Kepuasan Pelanggan)</w:t>
@@ -1498,13 +2295,15 @@
     </w:p>
     <w:p>
       <w:pPr>
-        <w:spacing w:after="160"/>
+        <w:spacing w:after="120" w:line="276" w:lineRule="auto"/>
+        <w:jc w:val="left"/>
       </w:pPr>
       <w:r>
         <w:rPr>
-          <w:rFonts w:ascii="Arial" w:hAnsi="Arial"/>
+          <w:rFonts w:ascii="Arial" w:hAnsi="Arial" w:cs="Arial"/>
           <w:b w:val="0"/>
           <w:i w:val="0"/>
+          <w:color w:val="000000"/>
           <w:sz w:val="22"/>
         </w:rPr>
         <w:t>i) Kos menarik pelanggan baharu adalah lima hingga enam kali lebih tinggi berbanding mengekalkan pelanggan sedia ada.</w:t>
@@ -1512,13 +2311,15 @@
     </w:p>
     <w:p>
       <w:pPr>
-        <w:spacing w:after="160"/>
+        <w:spacing w:after="120" w:line="276" w:lineRule="auto"/>
+        <w:jc w:val="left"/>
       </w:pPr>
       <w:r>
         <w:rPr>
-          <w:rFonts w:ascii="Arial" w:hAnsi="Arial"/>
+          <w:rFonts w:ascii="Arial" w:hAnsi="Arial" w:cs="Arial"/>
           <w:b w:val="0"/>
           <w:i w:val="0"/>
+          <w:color w:val="000000"/>
           <w:sz w:val="22"/>
         </w:rPr>
         <w:t>ii) Punca kesetiaan pelanggan.</w:t>
@@ -1526,13 +2327,15 @@
     </w:p>
     <w:p>
       <w:pPr>
-        <w:spacing w:after="160"/>
+        <w:spacing w:after="120" w:line="276" w:lineRule="auto"/>
+        <w:jc w:val="left"/>
       </w:pPr>
       <w:r>
         <w:rPr>
-          <w:rFonts w:ascii="Arial" w:hAnsi="Arial"/>
+          <w:rFonts w:ascii="Arial" w:hAnsi="Arial" w:cs="Arial"/>
           <w:b w:val="0"/>
           <w:i w:val="0"/>
+          <w:color w:val="000000"/>
           <w:sz w:val="22"/>
         </w:rPr>
         <w:t>iii) Mewujudkan dunia perniagaan yang berkesan dan mencabar.</w:t>
@@ -1540,13 +2343,15 @@
     </w:p>
     <w:p>
       <w:pPr>
-        <w:spacing w:after="160"/>
+        <w:spacing w:after="120" w:line="276" w:lineRule="auto"/>
+        <w:jc w:val="left"/>
       </w:pPr>
       <w:r>
         <w:rPr>
-          <w:rFonts w:ascii="Arial" w:hAnsi="Arial"/>
+          <w:rFonts w:ascii="Arial" w:hAnsi="Arial" w:cs="Arial"/>
           <w:b w:val="0"/>
           <w:i w:val="0"/>
+          <w:color w:val="000000"/>
           <w:sz w:val="22"/>
         </w:rPr>
         <w:t>iv) Syarikat boleh meningkatkan keuntungan dengan mengekalkan lebih ramai pelanggan sedia ada.</w:t>
@@ -1554,13 +2359,15 @@
     </w:p>
     <w:p>
       <w:pPr>
-        <w:spacing w:after="160"/>
+        <w:spacing w:after="120" w:line="276" w:lineRule="auto"/>
+        <w:jc w:val="left"/>
       </w:pPr>
       <w:r>
         <w:rPr>
-          <w:rFonts w:ascii="Arial" w:hAnsi="Arial"/>
+          <w:rFonts w:ascii="Arial" w:hAnsi="Arial" w:cs="Arial"/>
           <w:b w:val="0"/>
           <w:i w:val="0"/>
+          <w:color w:val="000000"/>
           <w:sz w:val="22"/>
         </w:rPr>
         <w:t>v) Hanya satu daripada 25 pelanggan tidak berpuas hati akan menyuarakan rasa tidak puas hati.</w:t>
@@ -1568,13 +2375,15 @@
     </w:p>
     <w:p>
       <w:pPr>
-        <w:spacing w:after="160"/>
+        <w:spacing w:after="120" w:line="276" w:lineRule="auto"/>
+        <w:jc w:val="left"/>
       </w:pPr>
       <w:r>
         <w:rPr>
-          <w:rFonts w:ascii="Arial" w:hAnsi="Arial"/>
+          <w:rFonts w:ascii="Arial" w:hAnsi="Arial" w:cs="Arial"/>
           <w:b w:val="0"/>
           <w:i w:val="0"/>
+          <w:color w:val="000000"/>
           <w:sz w:val="22"/>
         </w:rPr>
         <w:t>vi) Pelanggan gembira menceritakan pengalaman positif kepada 4 hingga 5 orang lain; pelanggan tidak berpuas hati menceritakan kepada 9 hingga 12 orang.</w:t>
@@ -1582,13 +2391,15 @@
     </w:p>
     <w:p>
       <w:pPr>
-        <w:spacing w:after="160"/>
+        <w:spacing w:after="120" w:line="276" w:lineRule="auto"/>
+        <w:jc w:val="left"/>
       </w:pPr>
       <w:r>
         <w:rPr>
-          <w:rFonts w:ascii="Arial" w:hAnsi="Arial"/>
+          <w:rFonts w:ascii="Arial" w:hAnsi="Arial" w:cs="Arial"/>
           <w:b w:val="0"/>
           <w:i w:val="0"/>
+          <w:color w:val="000000"/>
           <w:sz w:val="22"/>
         </w:rPr>
         <w:t>vii) Dua pertiga pelanggan berasa tidak dihargai oleh mereka yang melayan mereka.</w:t>
@@ -1596,13 +2407,15 @@
     </w:p>
     <w:p>
       <w:pPr>
-        <w:spacing w:after="160"/>
+        <w:spacing w:after="120" w:line="276" w:lineRule="auto"/>
+        <w:jc w:val="left"/>
       </w:pPr>
       <w:r>
         <w:rPr>
-          <w:rFonts w:ascii="Arial" w:hAnsi="Arial"/>
+          <w:rFonts w:ascii="Arial" w:hAnsi="Arial" w:cs="Arial"/>
           <w:b w:val="0"/>
           <w:i w:val="0"/>
+          <w:color w:val="000000"/>
           <w:sz w:val="22"/>
         </w:rPr>
         <w:t>#### 3.3 Customer Satisfaction Main Benefits (Manfaat Utama Kepuasan Pelanggan)</w:t>
@@ -1610,13 +2423,15 @@
     </w:p>
     <w:p>
       <w:pPr>
-        <w:spacing w:after="160"/>
+        <w:spacing w:after="120" w:line="276" w:lineRule="auto"/>
+        <w:jc w:val="left"/>
       </w:pPr>
       <w:r>
         <w:rPr>
-          <w:rFonts w:ascii="Arial" w:hAnsi="Arial"/>
+          <w:rFonts w:ascii="Arial" w:hAnsi="Arial" w:cs="Arial"/>
           <w:b w:val="0"/>
           <w:i w:val="0"/>
+          <w:color w:val="000000"/>
           <w:sz w:val="22"/>
         </w:rPr>
         <w:t>i) Pelanggan kekal lebih lama dengan syarikat.</w:t>
@@ -1624,13 +2439,15 @@
     </w:p>
     <w:p>
       <w:pPr>
-        <w:spacing w:after="160"/>
+        <w:spacing w:after="120" w:line="276" w:lineRule="auto"/>
+        <w:jc w:val="left"/>
       </w:pPr>
       <w:r>
         <w:rPr>
-          <w:rFonts w:ascii="Arial" w:hAnsi="Arial"/>
+          <w:rFonts w:ascii="Arial" w:hAnsi="Arial" w:cs="Arial"/>
           <w:b w:val="0"/>
           <w:i w:val="0"/>
+          <w:color w:val="000000"/>
           <w:sz w:val="22"/>
         </w:rPr>
         <w:t>ii) Pelanggan mempererat hubungan dengan syarikat.</w:t>
@@ -1638,13 +2455,15 @@
     </w:p>
     <w:p>
       <w:pPr>
-        <w:spacing w:after="160"/>
+        <w:spacing w:after="120" w:line="276" w:lineRule="auto"/>
+        <w:jc w:val="left"/>
       </w:pPr>
       <w:r>
         <w:rPr>
-          <w:rFonts w:ascii="Arial" w:hAnsi="Arial"/>
+          <w:rFonts w:ascii="Arial" w:hAnsi="Arial" w:cs="Arial"/>
           <w:b w:val="0"/>
           <w:i w:val="0"/>
+          <w:color w:val="000000"/>
           <w:sz w:val="22"/>
         </w:rPr>
         <w:t>iii) Pelanggan menunjukkan kepekaan harga yang lebih rendah.</w:t>
@@ -1652,13 +2471,15 @@
     </w:p>
     <w:p>
       <w:pPr>
-        <w:spacing w:after="160"/>
+        <w:spacing w:after="120" w:line="276" w:lineRule="auto"/>
+        <w:jc w:val="left"/>
       </w:pPr>
       <w:r>
         <w:rPr>
-          <w:rFonts w:ascii="Arial" w:hAnsi="Arial"/>
+          <w:rFonts w:ascii="Arial" w:hAnsi="Arial" w:cs="Arial"/>
           <w:b w:val="0"/>
           <w:i w:val="0"/>
+          <w:color w:val="000000"/>
           <w:sz w:val="22"/>
         </w:rPr>
         <w:t>iv) Pelanggan mengesyorkan produk atau perkhidmatan syarikat kepada orang lain.</w:t>
@@ -1666,13 +2487,15 @@
     </w:p>
     <w:p>
       <w:pPr>
-        <w:spacing w:after="160"/>
+        <w:spacing w:after="120" w:line="276" w:lineRule="auto"/>
+        <w:jc w:val="left"/>
       </w:pPr>
       <w:r>
         <w:rPr>
-          <w:rFonts w:ascii="Arial" w:hAnsi="Arial"/>
+          <w:rFonts w:ascii="Arial" w:hAnsi="Arial" w:cs="Arial"/>
           <w:b w:val="0"/>
           <w:i w:val="0"/>
+          <w:color w:val="000000"/>
           <w:sz w:val="22"/>
         </w:rPr>
         <w:t>#### 3.4 The Things That Customer Want (Perkara Yang Diingini Pelanggan)</w:t>
@@ -1680,13 +2503,15 @@
     </w:p>
     <w:p>
       <w:pPr>
-        <w:spacing w:after="160"/>
+        <w:spacing w:after="120" w:line="276" w:lineRule="auto"/>
+        <w:jc w:val="left"/>
       </w:pPr>
       <w:r>
         <w:rPr>
-          <w:rFonts w:ascii="Arial" w:hAnsi="Arial"/>
+          <w:rFonts w:ascii="Arial" w:hAnsi="Arial" w:cs="Arial"/>
           <w:b w:val="0"/>
           <w:i w:val="0"/>
+          <w:color w:val="000000"/>
           <w:sz w:val="22"/>
         </w:rPr>
         <w:t>i) Anda menepati janji.</w:t>
@@ -1694,13 +2519,15 @@
     </w:p>
     <w:p>
       <w:pPr>
-        <w:spacing w:after="160"/>
+        <w:spacing w:after="120" w:line="276" w:lineRule="auto"/>
+        <w:jc w:val="left"/>
       </w:pPr>
       <w:r>
         <w:rPr>
-          <w:rFonts w:ascii="Arial" w:hAnsi="Arial"/>
+          <w:rFonts w:ascii="Arial" w:hAnsi="Arial" w:cs="Arial"/>
           <w:b w:val="0"/>
           <w:i w:val="0"/>
+          <w:color w:val="000000"/>
           <w:sz w:val="22"/>
         </w:rPr>
         <w:t>ii) Anda sudi membantu.</w:t>
@@ -1708,13 +2535,15 @@
     </w:p>
     <w:p>
       <w:pPr>
-        <w:spacing w:after="160"/>
+        <w:spacing w:after="120" w:line="276" w:lineRule="auto"/>
+        <w:jc w:val="left"/>
       </w:pPr>
       <w:r>
         <w:rPr>
-          <w:rFonts w:ascii="Arial" w:hAnsi="Arial"/>
+          <w:rFonts w:ascii="Arial" w:hAnsi="Arial" w:cs="Arial"/>
           <w:b w:val="0"/>
           <w:i w:val="0"/>
+          <w:color w:val="000000"/>
           <w:sz w:val="22"/>
         </w:rPr>
         <w:t>iii) Anda memberi keyakinan.</w:t>
@@ -1722,13 +2551,15 @@
     </w:p>
     <w:p>
       <w:pPr>
-        <w:spacing w:after="160"/>
+        <w:spacing w:after="120" w:line="276" w:lineRule="auto"/>
+        <w:jc w:val="left"/>
       </w:pPr>
       <w:r>
         <w:rPr>
-          <w:rFonts w:ascii="Arial" w:hAnsi="Arial"/>
+          <w:rFonts w:ascii="Arial" w:hAnsi="Arial" w:cs="Arial"/>
           <w:b w:val="0"/>
           <w:i w:val="0"/>
+          <w:color w:val="000000"/>
           <w:sz w:val="22"/>
         </w:rPr>
         <w:t>iv) Anda melayan pelanggan sebagai individu.</w:t>
@@ -1736,13 +2567,15 @@
     </w:p>
     <w:p>
       <w:pPr>
-        <w:spacing w:after="160"/>
+        <w:spacing w:after="120" w:line="276" w:lineRule="auto"/>
+        <w:jc w:val="left"/>
       </w:pPr>
       <w:r>
         <w:rPr>
-          <w:rFonts w:ascii="Arial" w:hAnsi="Arial"/>
+          <w:rFonts w:ascii="Arial" w:hAnsi="Arial" w:cs="Arial"/>
           <w:b w:val="0"/>
           <w:i w:val="0"/>
+          <w:color w:val="000000"/>
           <w:sz w:val="22"/>
         </w:rPr>
         <w:t>v) Anda memudahkan pelanggan berurusan dengan anda.</w:t>
@@ -1750,13 +2583,15 @@
     </w:p>
     <w:p>
       <w:pPr>
-        <w:spacing w:after="160"/>
+        <w:spacing w:after="120" w:line="276" w:lineRule="auto"/>
+        <w:jc w:val="left"/>
       </w:pPr>
       <w:r>
         <w:rPr>
-          <w:rFonts w:ascii="Arial" w:hAnsi="Arial"/>
+          <w:rFonts w:ascii="Arial" w:hAnsi="Arial" w:cs="Arial"/>
           <w:b w:val="0"/>
           <w:i w:val="0"/>
+          <w:color w:val="000000"/>
           <w:sz w:val="22"/>
         </w:rPr>
         <w:t>vi) Semua aspek fizikal produk atau perkhidmatan anda memberikan kesan yang baik.</w:t>
@@ -1764,58 +2599,69 @@
     </w:p>
     <w:p>
       <w:pPr>
-        <w:spacing w:after="160"/>
+        <w:spacing w:after="120" w:line="276" w:lineRule="auto"/>
+        <w:jc w:val="left"/>
       </w:pPr>
       <w:r>
         <w:rPr>
-          <w:rFonts w:ascii="Arial" w:hAnsi="Arial"/>
+          <w:rFonts w:ascii="Arial" w:hAnsi="Arial" w:cs="Arial"/>
           <w:b w:val="0"/>
           <w:i/>
+          <w:color w:val="000000"/>
           <w:sz w:val="22"/>
         </w:rPr>
         <w:t>Contoh studio:</w:t>
       </w:r>
       <w:r>
         <w:rPr>
-          <w:rFonts w:ascii="Arial" w:hAnsi="Arial"/>
+          <w:rFonts w:ascii="Arial" w:hAnsi="Arial" w:cs="Arial"/>
           <w:b w:val="0"/>
           <w:i w:val="0"/>
+          <w:color w:val="000000"/>
           <w:sz w:val="22"/>
         </w:rPr>
         <w:t xml:space="preserve"> klien produksi video mengharapkan Editor menepati tarikh penghantaran yang dijanjikan, sudi membantu semasa permintaan semakan tambahan, dan memberi keyakinan melalui komunikasi status projek yang kerap.</w:t>
       </w:r>
     </w:p>
     <w:p>
+      <w:pPr>
+        <w:spacing w:before="120" w:after="120" w:line="276" w:lineRule="auto"/>
+        <w:jc w:val="left"/>
+      </w:pPr>
       <w:r>
         <w:rPr>
-          <w:rFonts w:ascii="Arial" w:hAnsi="Arial"/>
+          <w:rFonts w:ascii="Arial" w:hAnsi="Arial" w:cs="Arial"/>
           <w:b/>
-          <w:sz w:val="24"/>
+          <w:color w:val="000000"/>
+          <w:sz w:val="22"/>
         </w:rPr>
         <w:t>SOALAN</w:t>
       </w:r>
       <w:r>
         <w:rPr>
-          <w:rFonts w:ascii="Arial" w:hAnsi="Arial"/>
+          <w:rFonts w:ascii="Arial" w:hAnsi="Arial" w:cs="Arial"/>
           <w:b/>
-          <w:sz w:val="24"/>
+          <w:color w:val="000000"/>
+          <w:sz w:val="22"/>
         </w:rPr>
         <w:t>/</w:t>
       </w:r>
       <w:r>
         <w:rPr>
-          <w:rFonts w:ascii="Arial" w:hAnsi="Arial"/>
+          <w:rFonts w:ascii="Arial" w:hAnsi="Arial" w:cs="Arial"/>
           <w:b/>
           <w:i/>
-          <w:sz w:val="24"/>
+          <w:color w:val="000000"/>
+          <w:sz w:val="22"/>
         </w:rPr>
         <w:t>QUESTION</w:t>
       </w:r>
       <w:r>
         <w:rPr>
-          <w:rFonts w:ascii="Arial" w:hAnsi="Arial"/>
+          <w:rFonts w:ascii="Arial" w:hAnsi="Arial" w:cs="Arial"/>
           <w:b/>
-          <w:sz w:val="24"/>
+          <w:color w:val="000000"/>
+          <w:sz w:val="22"/>
         </w:rPr>
         <w:t>:</w:t>
       </w:r>
@@ -1823,13 +2669,15 @@
     <w:p/>
     <w:p>
       <w:pPr>
-        <w:spacing w:after="160"/>
+        <w:spacing w:after="120" w:before="120" w:line="276" w:lineRule="auto"/>
+        <w:jc w:val="left"/>
       </w:pPr>
       <w:r>
         <w:rPr>
-          <w:rFonts w:ascii="Arial" w:hAnsi="Arial"/>
+          <w:rFonts w:ascii="Arial" w:hAnsi="Arial" w:cs="Arial"/>
           <w:b/>
           <w:i w:val="0"/>
+          <w:color w:val="000000"/>
           <w:sz w:val="22"/>
         </w:rPr>
         <w:t>1. Definisikan apa itu keperluan pelanggan.</w:t>
@@ -1837,22 +2685,25 @@
     </w:p>
     <w:p>
       <w:pPr>
-        <w:spacing w:after="160"/>
+        <w:spacing w:after="120" w:line="276" w:lineRule="auto"/>
+        <w:jc w:val="left"/>
       </w:pPr>
       <w:r>
         <w:rPr>
-          <w:rFonts w:ascii="Arial" w:hAnsi="Arial"/>
+          <w:rFonts w:ascii="Arial" w:hAnsi="Arial" w:cs="Arial"/>
           <w:b w:val="0"/>
           <w:i/>
+          <w:color w:val="000000"/>
           <w:sz w:val="22"/>
         </w:rPr>
         <w:t>Jawapan model:</w:t>
       </w:r>
       <w:r>
         <w:rPr>
-          <w:rFonts w:ascii="Arial" w:hAnsi="Arial"/>
+          <w:rFonts w:ascii="Arial" w:hAnsi="Arial" w:cs="Arial"/>
           <w:b w:val="0"/>
           <w:i w:val="0"/>
+          <w:color w:val="000000"/>
           <w:sz w:val="22"/>
         </w:rPr>
         <w:t xml:space="preserve"> Keperluan pelanggan ialah barangan atau perkhidmatan yang diperlukan pelanggan untuk mencapai matlamat tertentu — contohnya klien memerlukan video promosi yang sepadan dengan jenama mereka untuk mencapai matlamat pemasaran.</w:t>
@@ -1860,13 +2711,15 @@
     </w:p>
     <w:p>
       <w:pPr>
-        <w:spacing w:after="160"/>
+        <w:spacing w:after="120" w:before="120" w:line="276" w:lineRule="auto"/>
+        <w:jc w:val="left"/>
       </w:pPr>
       <w:r>
         <w:rPr>
-          <w:rFonts w:ascii="Arial" w:hAnsi="Arial"/>
+          <w:rFonts w:ascii="Arial" w:hAnsi="Arial" w:cs="Arial"/>
           <w:b/>
           <w:i w:val="0"/>
+          <w:color w:val="000000"/>
           <w:sz w:val="22"/>
         </w:rPr>
         <w:t>2. Definisikan apa itu jangkaan pelanggan.</w:t>
@@ -1874,22 +2727,25 @@
     </w:p>
     <w:p>
       <w:pPr>
-        <w:spacing w:after="160"/>
+        <w:spacing w:after="120" w:line="276" w:lineRule="auto"/>
+        <w:jc w:val="left"/>
       </w:pPr>
       <w:r>
         <w:rPr>
-          <w:rFonts w:ascii="Arial" w:hAnsi="Arial"/>
+          <w:rFonts w:ascii="Arial" w:hAnsi="Arial" w:cs="Arial"/>
           <w:b w:val="0"/>
           <w:i/>
+          <w:color w:val="000000"/>
           <w:sz w:val="22"/>
         </w:rPr>
         <w:t>Jawapan model:</w:t>
       </w:r>
       <w:r>
         <w:rPr>
-          <w:rFonts w:ascii="Arial" w:hAnsi="Arial"/>
+          <w:rFonts w:ascii="Arial" w:hAnsi="Arial" w:cs="Arial"/>
           <w:b w:val="0"/>
           <w:i w:val="0"/>
+          <w:color w:val="000000"/>
           <w:sz w:val="22"/>
         </w:rPr>
         <w:t xml:space="preserve"> Jangkaan pelanggan ialah tahap perkhidmatan, harga, kualiti, tindakan dan penghargaan yang dijangka oleh pelanggan berdasarkan jenis pembelian mereka — contohnya klien korporat menjangka respons pantas dan kualiti editan konsisten sepanjang siri video.</w:t>
@@ -1897,13 +2753,15 @@
     </w:p>
     <w:p>
       <w:pPr>
-        <w:spacing w:after="160"/>
+        <w:spacing w:after="120" w:before="120" w:line="276" w:lineRule="auto"/>
+        <w:jc w:val="left"/>
       </w:pPr>
       <w:r>
         <w:rPr>
-          <w:rFonts w:ascii="Arial" w:hAnsi="Arial"/>
+          <w:rFonts w:ascii="Arial" w:hAnsi="Arial" w:cs="Arial"/>
           <w:b/>
           <w:i w:val="0"/>
+          <w:color w:val="000000"/>
           <w:sz w:val="22"/>
         </w:rPr>
         <w:t>3. Senaraikan tiga (3) keperluan membeli asas berkaitan produk.</w:t>
@@ -1911,22 +2769,25 @@
     </w:p>
     <w:p>
       <w:pPr>
-        <w:spacing w:after="160"/>
+        <w:spacing w:after="120" w:line="276" w:lineRule="auto"/>
+        <w:jc w:val="left"/>
       </w:pPr>
       <w:r>
         <w:rPr>
-          <w:rFonts w:ascii="Arial" w:hAnsi="Arial"/>
+          <w:rFonts w:ascii="Arial" w:hAnsi="Arial" w:cs="Arial"/>
           <w:b w:val="0"/>
           <w:i/>
+          <w:color w:val="000000"/>
           <w:sz w:val="22"/>
         </w:rPr>
         <w:t>Jawapan model:</w:t>
       </w:r>
       <w:r>
         <w:rPr>
-          <w:rFonts w:ascii="Arial" w:hAnsi="Arial"/>
+          <w:rFonts w:ascii="Arial" w:hAnsi="Arial" w:cs="Arial"/>
           <w:b w:val="0"/>
           <w:i w:val="0"/>
+          <w:color w:val="000000"/>
           <w:sz w:val="22"/>
         </w:rPr>
         <w:t xml:space="preserve"> (i) Keselamatan; (ii) Prestasi; (iii) Penampilan — sebagai contoh, klien perkahwinan mengutamakan penampilan visual video.</w:t>
@@ -1934,13 +2795,15 @@
     </w:p>
     <w:p>
       <w:pPr>
-        <w:spacing w:after="160"/>
+        <w:spacing w:after="120" w:before="120" w:line="276" w:lineRule="auto"/>
+        <w:jc w:val="left"/>
       </w:pPr>
       <w:r>
         <w:rPr>
-          <w:rFonts w:ascii="Arial" w:hAnsi="Arial"/>
+          <w:rFonts w:ascii="Arial" w:hAnsi="Arial" w:cs="Arial"/>
           <w:b/>
           <w:i w:val="0"/>
+          <w:color w:val="000000"/>
           <w:sz w:val="22"/>
         </w:rPr>
         <w:t>4. Apakah manfaat utama kepuasan pelanggan?</w:t>
@@ -1948,22 +2811,25 @@
     </w:p>
     <w:p>
       <w:pPr>
-        <w:spacing w:after="160"/>
+        <w:spacing w:after="120" w:line="276" w:lineRule="auto"/>
+        <w:jc w:val="left"/>
       </w:pPr>
       <w:r>
         <w:rPr>
-          <w:rFonts w:ascii="Arial" w:hAnsi="Arial"/>
+          <w:rFonts w:ascii="Arial" w:hAnsi="Arial" w:cs="Arial"/>
           <w:b w:val="0"/>
           <w:i/>
+          <w:color w:val="000000"/>
           <w:sz w:val="22"/>
         </w:rPr>
         <w:t>Jawapan model:</w:t>
       </w:r>
       <w:r>
         <w:rPr>
-          <w:rFonts w:ascii="Arial" w:hAnsi="Arial"/>
+          <w:rFonts w:ascii="Arial" w:hAnsi="Arial" w:cs="Arial"/>
           <w:b w:val="0"/>
           <w:i w:val="0"/>
+          <w:color w:val="000000"/>
           <w:sz w:val="22"/>
         </w:rPr>
         <w:t xml:space="preserve"> Pelanggan kekal lebih lama dengan syarikat, mempererat hubungan perniagaan, menunjukkan kepekaan harga lebih rendah, dan mengesyorkan perkhidmatan studio kepada klien lain.</w:t>
@@ -1971,13 +2837,15 @@
     </w:p>
     <w:p>
       <w:pPr>
-        <w:spacing w:after="160"/>
+        <w:spacing w:after="120" w:before="120" w:line="276" w:lineRule="auto"/>
+        <w:jc w:val="left"/>
       </w:pPr>
       <w:r>
         <w:rPr>
-          <w:rFonts w:ascii="Arial" w:hAnsi="Arial"/>
+          <w:rFonts w:ascii="Arial" w:hAnsi="Arial" w:cs="Arial"/>
           <w:b/>
           <w:i w:val="0"/>
+          <w:color w:val="000000"/>
           <w:sz w:val="22"/>
         </w:rPr>
         <w:t>5. Berikan dua (2) faktor yang mempengaruhi jangkaan pelanggan.</w:t>
@@ -1985,58 +2853,69 @@
     </w:p>
     <w:p>
       <w:pPr>
-        <w:spacing w:after="160"/>
+        <w:spacing w:after="120" w:line="276" w:lineRule="auto"/>
+        <w:jc w:val="left"/>
       </w:pPr>
       <w:r>
         <w:rPr>
-          <w:rFonts w:ascii="Arial" w:hAnsi="Arial"/>
+          <w:rFonts w:ascii="Arial" w:hAnsi="Arial" w:cs="Arial"/>
           <w:b w:val="0"/>
           <w:i/>
+          <w:color w:val="000000"/>
           <w:sz w:val="22"/>
         </w:rPr>
         <w:t>Jawapan model:</w:t>
       </w:r>
       <w:r>
         <w:rPr>
-          <w:rFonts w:ascii="Arial" w:hAnsi="Arial"/>
+          <w:rFonts w:ascii="Arial" w:hAnsi="Arial" w:cs="Arial"/>
           <w:b w:val="0"/>
           <w:i w:val="0"/>
+          <w:color w:val="000000"/>
           <w:sz w:val="22"/>
         </w:rPr>
         <w:t xml:space="preserve"> (i) Pengalaman lampau — contohnya pengalaman klien dengan studio editan sebelumnya; (ii) Komunikasi luaran — contohnya portfolio dan showreel studio yang dilihat klien sebelum menempah perkhidmatan.</w:t>
       </w:r>
     </w:p>
     <w:p>
+      <w:pPr>
+        <w:spacing w:before="120" w:after="120" w:line="276" w:lineRule="auto"/>
+        <w:jc w:val="left"/>
+      </w:pPr>
       <w:r>
         <w:rPr>
-          <w:rFonts w:ascii="Arial" w:hAnsi="Arial"/>
+          <w:rFonts w:ascii="Arial" w:hAnsi="Arial" w:cs="Arial"/>
           <w:b/>
-          <w:sz w:val="24"/>
+          <w:color w:val="000000"/>
+          <w:sz w:val="22"/>
         </w:rPr>
         <w:t>RUJUKAN</w:t>
       </w:r>
       <w:r>
         <w:rPr>
-          <w:rFonts w:ascii="Arial" w:hAnsi="Arial"/>
+          <w:rFonts w:ascii="Arial" w:hAnsi="Arial" w:cs="Arial"/>
           <w:b/>
-          <w:sz w:val="24"/>
+          <w:color w:val="000000"/>
+          <w:sz w:val="22"/>
         </w:rPr>
         <w:t>/</w:t>
       </w:r>
       <w:r>
         <w:rPr>
-          <w:rFonts w:ascii="Arial" w:hAnsi="Arial"/>
+          <w:rFonts w:ascii="Arial" w:hAnsi="Arial" w:cs="Arial"/>
           <w:b/>
           <w:i/>
-          <w:sz w:val="24"/>
+          <w:color w:val="000000"/>
+          <w:sz w:val="22"/>
         </w:rPr>
         <w:t>REFERENCES</w:t>
       </w:r>
       <w:r>
         <w:rPr>
-          <w:rFonts w:ascii="Arial" w:hAnsi="Arial"/>
+          <w:rFonts w:ascii="Arial" w:hAnsi="Arial" w:cs="Arial"/>
           <w:b/>
-          <w:sz w:val="24"/>
+          <w:color w:val="000000"/>
+          <w:sz w:val="22"/>
         </w:rPr>
         <w:t>:</w:t>
       </w:r>
@@ -2044,31 +2923,35 @@
     <w:p/>
     <w:p>
       <w:pPr>
-        <w:spacing w:after="160"/>
+        <w:spacing w:after="120" w:line="276" w:lineRule="auto"/>
+        <w:jc w:val="left"/>
       </w:pPr>
       <w:r>
         <w:rPr>
-          <w:rFonts w:ascii="Arial" w:hAnsi="Arial"/>
+          <w:rFonts w:ascii="Arial" w:hAnsi="Arial" w:cs="Arial"/>
           <w:b w:val="0"/>
           <w:i w:val="0"/>
+          <w:color w:val="000000"/>
           <w:sz w:val="22"/>
         </w:rPr>
         <w:t xml:space="preserve">1. Gary Armstrong, Philip Kotler, </w:t>
       </w:r>
       <w:r>
         <w:rPr>
-          <w:rFonts w:ascii="Arial" w:hAnsi="Arial"/>
+          <w:rFonts w:ascii="Arial" w:hAnsi="Arial" w:cs="Arial"/>
           <w:b w:val="0"/>
           <w:i/>
+          <w:color w:val="000000"/>
           <w:sz w:val="22"/>
         </w:rPr>
         <w:t>Marketing An Introduction</w:t>
       </w:r>
       <w:r>
         <w:rPr>
-          <w:rFonts w:ascii="Arial" w:hAnsi="Arial"/>
+          <w:rFonts w:ascii="Arial" w:hAnsi="Arial" w:cs="Arial"/>
           <w:b w:val="0"/>
           <w:i w:val="0"/>
+          <w:color w:val="000000"/>
           <w:sz w:val="22"/>
         </w:rPr>
         <w:t>, Pearson International Edition, ISBN: 0131424106, (ms 6–15)</w:t>
@@ -2076,13 +2959,15 @@
     </w:p>
     <w:p>
       <w:pPr>
-        <w:spacing w:after="160"/>
+        <w:spacing w:after="120" w:line="276" w:lineRule="auto"/>
+        <w:jc w:val="left"/>
       </w:pPr>
       <w:r>
         <w:rPr>
-          <w:rFonts w:ascii="Arial" w:hAnsi="Arial"/>
+          <w:rFonts w:ascii="Arial" w:hAnsi="Arial" w:cs="Arial"/>
           <w:b w:val="0"/>
           <w:i w:val="0"/>
+          <w:color w:val="000000"/>
           <w:sz w:val="22"/>
         </w:rPr>
         <w:t>2. http://www.1000ventures.com/business_guide/crosscuttings/customer_satisfaction.html</w:t>
@@ -2090,13 +2975,15 @@
     </w:p>
     <w:p>
       <w:pPr>
-        <w:spacing w:after="160"/>
+        <w:spacing w:after="120" w:line="276" w:lineRule="auto"/>
+        <w:jc w:val="left"/>
       </w:pPr>
       <w:r>
         <w:rPr>
-          <w:rFonts w:ascii="Arial" w:hAnsi="Arial"/>
+          <w:rFonts w:ascii="Arial" w:hAnsi="Arial" w:cs="Arial"/>
           <w:b w:val="0"/>
           <w:i w:val="0"/>
+          <w:color w:val="000000"/>
           <w:sz w:val="22"/>
         </w:rPr>
         <w:t>3. http://www.smartsmallbusiness.qld.gov.au/dsdweb/v3/documents/objdirctrled/nonsecure/pdf/3034.pdf</w:t>
@@ -2169,614 +3056,8 @@
     <w:pPr>
       <w:pStyle w:val="Header"/>
     </w:pPr>
+    <w:r/>
   </w:p>
-  <w:tbl>
-    <w:tblPr>
-      <w:tblW w:type="auto" w:w="0"/>
-      <w:jc w:val="center"/>
-      <w:tblLook w:firstColumn="1" w:firstRow="1" w:lastColumn="0" w:lastRow="0" w:noHBand="0" w:noVBand="1" w:val="04A0"/>
-      <w:tblBorders>
-        <w:top w:val="single" w:sz="4" w:space="0" w:color="000000"/>
-        <w:left w:val="single" w:sz="4" w:space="0" w:color="000000"/>
-        <w:bottom w:val="single" w:sz="4" w:space="0" w:color="000000"/>
-        <w:right w:val="single" w:sz="4" w:space="0" w:color="000000"/>
-        <w:insideH w:val="single" w:sz="4" w:space="0" w:color="000000"/>
-        <w:insideV w:val="single" w:sz="4" w:space="0" w:color="000000"/>
-      </w:tblBorders>
-    </w:tblPr>
-    <w:tblGrid>
-      <w:gridCol w:w="3213"/>
-      <w:gridCol w:w="3213"/>
-      <w:gridCol w:w="3213"/>
-    </w:tblGrid>
-    <w:tr>
-      <w:tc>
-        <w:tcPr>
-          <w:tcW w:type="dxa" w:w="2551"/>
-          <w:vAlign w:val="center"/>
-          <w:tcMar>
-            <w:top w:w="40" w:type="dxa"/>
-            <w:bottom w:w="40" w:type="dxa"/>
-            <w:start w:w="80" w:type="dxa"/>
-            <w:end w:w="80" w:type="dxa"/>
-          </w:tcMar>
-        </w:tcPr>
-        <w:p>
-          <w:pPr>
-            <w:jc w:val="left"/>
-          </w:pPr>
-          <w:r>
-            <w:drawing>
-              <wp:inline xmlns:a="http://schemas.openxmlformats.org/drawingml/2006/main" xmlns:pic="http://schemas.openxmlformats.org/drawingml/2006/picture">
-                <wp:extent cx="885785" cy="1404000"/>
-                <wp:docPr id="1" name="Picture 1"/>
-                <wp:cNvGraphicFramePr>
-                  <a:graphicFrameLocks noChangeAspect="1"/>
-                </wp:cNvGraphicFramePr>
-                <a:graphic>
-                  <a:graphicData uri="http://schemas.openxmlformats.org/drawingml/2006/picture">
-                    <pic:pic>
-                      <pic:nvPicPr>
-                        <pic:cNvPr id="0" name="jpk-logo-official.png"/>
-                        <pic:cNvPicPr/>
-                      </pic:nvPicPr>
-                      <pic:blipFill>
-                        <a:blip r:embed="rId1"/>
-                        <a:stretch>
-                          <a:fillRect/>
-                        </a:stretch>
-                      </pic:blipFill>
-                      <pic:spPr>
-                        <a:xfrm>
-                          <a:off x="0" y="0"/>
-                          <a:ext cx="885785" cy="1404000"/>
-                        </a:xfrm>
-                        <a:prstGeom prst="rect"/>
-                      </pic:spPr>
-                    </pic:pic>
-                  </a:graphicData>
-                </a:graphic>
-              </wp:inline>
-            </w:drawing>
-          </w:r>
-        </w:p>
-      </w:tc>
-      <w:tc>
-        <w:tcPr>
-          <w:tcW w:type="dxa" w:w="2268"/>
-          <w:gridSpan w:val="2"/>
-          <w:tcMar>
-            <w:top w:w="40" w:type="dxa"/>
-            <w:bottom w:w="40" w:type="dxa"/>
-            <w:start w:w="80" w:type="dxa"/>
-            <w:end w:w="80" w:type="dxa"/>
-          </w:tcMar>
-          <w:tcMar>
-            <w:top w:w="40" w:type="dxa"/>
-            <w:bottom w:w="40" w:type="dxa"/>
-            <w:start w:w="80" w:type="dxa"/>
-            <w:end w:w="80" w:type="dxa"/>
-          </w:tcMar>
-        </w:tcPr>
-        <w:p>
-          <w:r/>
-          <w:r>
-            <w:rPr>
-              <w:rFonts w:ascii="Arial" w:hAnsi="Arial"/>
-              <w:b/>
-              <w:sz w:val="22"/>
-            </w:rPr>
-            <w:t>JABATAN PEMBANGUNAN KEMAHIRAN</w:t>
-          </w:r>
-        </w:p>
-        <w:p>
-          <w:r>
-            <w:rPr>
-              <w:rFonts w:ascii="Arial" w:hAnsi="Arial"/>
-              <w:b/>
-              <w:sz w:val="22"/>
-            </w:rPr>
-            <w:t>KEMENTERIAN SUMBER MANUSIA</w:t>
-          </w:r>
-        </w:p>
-        <w:p>
-          <w:r>
-            <w:rPr>
-              <w:rFonts w:ascii="Arial" w:hAnsi="Arial"/>
-              <w:b/>
-              <w:sz w:val="22"/>
-            </w:rPr>
-            <w:t>ARAS 7 &amp; 8 BLOK D4, KOMPLEK D</w:t>
-          </w:r>
-        </w:p>
-        <w:p>
-          <w:r>
-            <w:rPr>
-              <w:rFonts w:ascii="Arial" w:hAnsi="Arial"/>
-              <w:b/>
-              <w:sz w:val="22"/>
-            </w:rPr>
-            <w:t>PUSAT PENTADBIRAN KERAJAAN PERSEKUTUAN</w:t>
-          </w:r>
-        </w:p>
-        <w:p>
-          <w:r>
-            <w:rPr>
-              <w:rFonts w:ascii="Arial" w:hAnsi="Arial"/>
-              <w:b/>
-              <w:sz w:val="22"/>
-            </w:rPr>
-            <w:t>62530 PUTRAJAYA</w:t>
-          </w:r>
-        </w:p>
-        <w:p/>
-        <w:p>
-          <w:r>
-            <w:rPr>
-              <w:rFonts w:ascii="Arial" w:hAnsi="Arial"/>
-              <w:b/>
-              <w:sz w:val="40"/>
-            </w:rPr>
-            <w:t>KERTAS PENERANGAN</w:t>
-          </w:r>
-        </w:p>
-        <w:p>
-          <w:r>
-            <w:rPr>
-              <w:rFonts w:ascii="Arial" w:hAnsi="Arial"/>
-              <w:b/>
-              <w:sz w:val="24"/>
-            </w:rPr>
-            <w:t>(</w:t>
-          </w:r>
-          <w:r>
-            <w:rPr>
-              <w:rFonts w:ascii="Arial" w:hAnsi="Arial"/>
-              <w:b/>
-              <w:i/>
-              <w:sz w:val="24"/>
-            </w:rPr>
-            <w:t>INFORMATION SHEET</w:t>
-          </w:r>
-          <w:r>
-            <w:rPr>
-              <w:rFonts w:ascii="Arial" w:hAnsi="Arial"/>
-              <w:b/>
-              <w:sz w:val="24"/>
-            </w:rPr>
-            <w:t>)</w:t>
-          </w:r>
-        </w:p>
-      </w:tc>
-    </w:tr>
-    <w:tr>
-      <w:tc>
-        <w:tcPr>
-          <w:tcW w:type="dxa" w:w="2551"/>
-          <w:tcMar>
-            <w:top w:w="40" w:type="dxa"/>
-            <w:bottom w:w="40" w:type="dxa"/>
-            <w:start w:w="80" w:type="dxa"/>
-            <w:end w:w="80" w:type="dxa"/>
-          </w:tcMar>
-        </w:tcPr>
-        <w:p>
-          <w:r/>
-          <w:r>
-            <w:rPr>
-              <w:rFonts w:ascii="Arial" w:hAnsi="Arial"/>
-              <w:b/>
-              <w:sz w:val="22"/>
-            </w:rPr>
-            <w:t xml:space="preserve">KOD DAN NAMA PROGRAM / </w:t>
-          </w:r>
-          <w:r>
-            <w:rPr>
-              <w:rFonts w:ascii="Arial" w:hAnsi="Arial"/>
-              <w:b/>
-              <w:i/>
-              <w:sz w:val="22"/>
-            </w:rPr>
-            <w:t>PROGRAM'S CODE AND NAME</w:t>
-          </w:r>
-        </w:p>
-      </w:tc>
-      <w:tc>
-        <w:tcPr>
-          <w:tcW w:type="dxa" w:w="2268"/>
-          <w:gridSpan w:val="2"/>
-          <w:tcMar>
-            <w:top w:w="40" w:type="dxa"/>
-            <w:bottom w:w="40" w:type="dxa"/>
-            <w:start w:w="80" w:type="dxa"/>
-            <w:end w:w="80" w:type="dxa"/>
-          </w:tcMar>
-          <w:tcMar>
-            <w:top w:w="40" w:type="dxa"/>
-            <w:bottom w:w="40" w:type="dxa"/>
-            <w:start w:w="80" w:type="dxa"/>
-            <w:end w:w="80" w:type="dxa"/>
-          </w:tcMar>
-        </w:tcPr>
-        <w:p>
-          <w:r/>
-          <w:r>
-            <w:rPr>
-              <w:rFonts w:ascii="Arial" w:hAnsi="Arial"/>
-              <w:b/>
-              <w:i w:val="0"/>
-              <w:sz w:val="22"/>
-            </w:rPr>
-            <w:t>Z-009-3:2015 CORE ABILITIES (untuk program IT-072-3:2012 VIDEO / FILM (EDITING))</w:t>
-          </w:r>
-        </w:p>
-      </w:tc>
-    </w:tr>
-    <w:tr>
-      <w:tc>
-        <w:tcPr>
-          <w:tcW w:type="dxa" w:w="2551"/>
-          <w:tcMar>
-            <w:top w:w="40" w:type="dxa"/>
-            <w:bottom w:w="40" w:type="dxa"/>
-            <w:start w:w="80" w:type="dxa"/>
-            <w:end w:w="80" w:type="dxa"/>
-          </w:tcMar>
-        </w:tcPr>
-        <w:p>
-          <w:r/>
-          <w:r>
-            <w:rPr>
-              <w:rFonts w:ascii="Arial" w:hAnsi="Arial"/>
-              <w:b/>
-              <w:sz w:val="22"/>
-            </w:rPr>
-            <w:t xml:space="preserve">TAHAP / </w:t>
-          </w:r>
-          <w:r>
-            <w:rPr>
-              <w:rFonts w:ascii="Arial" w:hAnsi="Arial"/>
-              <w:b/>
-              <w:i/>
-              <w:sz w:val="22"/>
-            </w:rPr>
-            <w:t>LEVEL</w:t>
-          </w:r>
-        </w:p>
-      </w:tc>
-      <w:tc>
-        <w:tcPr>
-          <w:tcW w:type="dxa" w:w="2268"/>
-          <w:gridSpan w:val="2"/>
-          <w:tcMar>
-            <w:top w:w="40" w:type="dxa"/>
-            <w:bottom w:w="40" w:type="dxa"/>
-            <w:start w:w="80" w:type="dxa"/>
-            <w:end w:w="80" w:type="dxa"/>
-          </w:tcMar>
-          <w:tcMar>
-            <w:top w:w="40" w:type="dxa"/>
-            <w:bottom w:w="40" w:type="dxa"/>
-            <w:start w:w="80" w:type="dxa"/>
-            <w:end w:w="80" w:type="dxa"/>
-          </w:tcMar>
-        </w:tcPr>
-        <w:p>
-          <w:r/>
-          <w:r>
-            <w:rPr>
-              <w:rFonts w:ascii="Arial" w:hAnsi="Arial"/>
-              <w:b/>
-              <w:i w:val="0"/>
-              <w:sz w:val="22"/>
-            </w:rPr>
-            <w:t>3</w:t>
-          </w:r>
-        </w:p>
-      </w:tc>
-    </w:tr>
-    <w:tr>
-      <w:tc>
-        <w:tcPr>
-          <w:tcW w:type="dxa" w:w="2551"/>
-          <w:tcMar>
-            <w:top w:w="40" w:type="dxa"/>
-            <w:bottom w:w="40" w:type="dxa"/>
-            <w:start w:w="80" w:type="dxa"/>
-            <w:end w:w="80" w:type="dxa"/>
-          </w:tcMar>
-        </w:tcPr>
-        <w:p>
-          <w:r/>
-          <w:r>
-            <w:rPr>
-              <w:rFonts w:ascii="Arial" w:hAnsi="Arial"/>
-              <w:b/>
-              <w:sz w:val="22"/>
-            </w:rPr>
-            <w:t xml:space="preserve">NO. DAN TAJUK KEBOLEHAN TERAS / </w:t>
-          </w:r>
-          <w:r>
-            <w:rPr>
-              <w:rFonts w:ascii="Arial" w:hAnsi="Arial"/>
-              <w:b/>
-              <w:i/>
-              <w:sz w:val="22"/>
-            </w:rPr>
-            <w:t>CORE ABILITY NO. AND TITLE</w:t>
-          </w:r>
-        </w:p>
-      </w:tc>
-      <w:tc>
-        <w:tcPr>
-          <w:tcW w:type="dxa" w:w="2268"/>
-          <w:gridSpan w:val="2"/>
-          <w:tcMar>
-            <w:top w:w="40" w:type="dxa"/>
-            <w:bottom w:w="40" w:type="dxa"/>
-            <w:start w:w="80" w:type="dxa"/>
-            <w:end w:w="80" w:type="dxa"/>
-          </w:tcMar>
-          <w:tcMar>
-            <w:top w:w="40" w:type="dxa"/>
-            <w:bottom w:w="40" w:type="dxa"/>
-            <w:start w:w="80" w:type="dxa"/>
-            <w:end w:w="80" w:type="dxa"/>
-          </w:tcMar>
-        </w:tcPr>
-        <w:p>
-          <w:r/>
-          <w:r>
-            <w:rPr>
-              <w:rFonts w:ascii="Arial" w:hAnsi="Arial"/>
-              <w:b/>
-              <w:i w:val="0"/>
-              <w:sz w:val="22"/>
-            </w:rPr>
-            <w:t>CA05 ADMINISTRATIVE SKILL</w:t>
-          </w:r>
-        </w:p>
-      </w:tc>
-    </w:tr>
-    <w:tr>
-      <w:tc>
-        <w:tcPr>
-          <w:tcW w:type="dxa" w:w="2551"/>
-          <w:tcMar>
-            <w:top w:w="40" w:type="dxa"/>
-            <w:bottom w:w="40" w:type="dxa"/>
-            <w:start w:w="80" w:type="dxa"/>
-            <w:end w:w="80" w:type="dxa"/>
-          </w:tcMar>
-        </w:tcPr>
-        <w:p>
-          <w:r/>
-          <w:r>
-            <w:rPr>
-              <w:rFonts w:ascii="Arial" w:hAnsi="Arial"/>
-              <w:b/>
-              <w:sz w:val="22"/>
-            </w:rPr>
-            <w:t xml:space="preserve">NO. DAN PENYATAAN KEBOLEHAN / </w:t>
-          </w:r>
-          <w:r>
-            <w:rPr>
-              <w:rFonts w:ascii="Arial" w:hAnsi="Arial"/>
-              <w:b/>
-              <w:i/>
-              <w:sz w:val="22"/>
-            </w:rPr>
-            <w:t>ABILITY NO. AND STATEMENT</w:t>
-          </w:r>
-        </w:p>
-      </w:tc>
-      <w:tc>
-        <w:tcPr>
-          <w:tcW w:type="dxa" w:w="2268"/>
-          <w:gridSpan w:val="2"/>
-          <w:tcMar>
-            <w:top w:w="40" w:type="dxa"/>
-            <w:bottom w:w="40" w:type="dxa"/>
-            <w:start w:w="80" w:type="dxa"/>
-            <w:end w:w="80" w:type="dxa"/>
-          </w:tcMar>
-          <w:tcMar>
-            <w:top w:w="40" w:type="dxa"/>
-            <w:bottom w:w="40" w:type="dxa"/>
-            <w:start w:w="80" w:type="dxa"/>
-            <w:end w:w="80" w:type="dxa"/>
-          </w:tcMar>
-        </w:tcPr>
-        <w:p>
-          <w:r/>
-          <w:r>
-            <w:rPr>
-              <w:rFonts w:ascii="Arial" w:hAnsi="Arial"/>
-              <w:b/>
-              <w:i w:val="0"/>
-              <w:sz w:val="22"/>
-            </w:rPr>
-            <w:t>05.01 WORK ASSET USAGE AWARENESS / 05.02 NEGOTIATE ACCEPTANCE AND DELIVERY OF PRODUCTS AND/OR SERVICES / 05.03 IMPLEMENT WORK FORCE RESOURCES PRACTICES</w:t>
-          </w:r>
-        </w:p>
-      </w:tc>
-    </w:tr>
-    <w:tr>
-      <w:tc>
-        <w:tcPr>
-          <w:tcW w:type="dxa" w:w="2551"/>
-          <w:tcMar>
-            <w:top w:w="40" w:type="dxa"/>
-            <w:bottom w:w="40" w:type="dxa"/>
-            <w:start w:w="80" w:type="dxa"/>
-            <w:end w:w="80" w:type="dxa"/>
-          </w:tcMar>
-        </w:tcPr>
-        <w:p>
-          <w:r/>
-          <w:r>
-            <w:rPr>
-              <w:rFonts w:ascii="Arial" w:hAnsi="Arial"/>
-              <w:b/>
-              <w:sz w:val="22"/>
-            </w:rPr>
-            <w:t xml:space="preserve">NO. KOD / </w:t>
-          </w:r>
-          <w:r>
-            <w:rPr>
-              <w:rFonts w:ascii="Arial" w:hAnsi="Arial"/>
-              <w:b/>
-              <w:i/>
-              <w:sz w:val="22"/>
-            </w:rPr>
-            <w:t>CODE NO.</w:t>
-          </w:r>
-        </w:p>
-      </w:tc>
-      <w:tc>
-        <w:tcPr>
-          <w:tcW w:type="dxa" w:w="4819"/>
-          <w:tcMar>
-            <w:top w:w="40" w:type="dxa"/>
-            <w:bottom w:w="40" w:type="dxa"/>
-            <w:start w:w="80" w:type="dxa"/>
-            <w:end w:w="80" w:type="dxa"/>
-          </w:tcMar>
-        </w:tcPr>
-        <w:p>
-          <w:r/>
-          <w:r>
-            <w:rPr>
-              <w:rFonts w:ascii="Arial" w:hAnsi="Arial"/>
-              <w:b/>
-              <w:i w:val="0"/>
-              <w:sz w:val="22"/>
-            </w:rPr>
-            <w:t>Z-009-3:2015-M05/P(2/3)</w:t>
-          </w:r>
-        </w:p>
-      </w:tc>
-      <w:tc>
-        <w:tcPr>
-          <w:tcW w:type="dxa" w:w="2268"/>
-          <w:tcMar>
-            <w:top w:w="40" w:type="dxa"/>
-            <w:bottom w:w="40" w:type="dxa"/>
-            <w:start w:w="80" w:type="dxa"/>
-            <w:end w:w="80" w:type="dxa"/>
-          </w:tcMar>
-        </w:tcPr>
-        <w:p>
-          <w:r/>
-          <w:r>
-            <w:rPr>
-              <w:rFonts w:ascii="Arial" w:hAnsi="Arial"/>
-              <w:b/>
-              <w:sz w:val="22"/>
-            </w:rPr>
-            <w:t xml:space="preserve">Mukasurat / </w:t>
-          </w:r>
-          <w:r>
-            <w:rPr>
-              <w:rFonts w:ascii="Arial" w:hAnsi="Arial"/>
-              <w:b/>
-              <w:i/>
-              <w:sz w:val="22"/>
-            </w:rPr>
-            <w:t>Page</w:t>
-          </w:r>
-          <w:r>
-            <w:rPr>
-              <w:rFonts w:ascii="Arial" w:hAnsi="Arial"/>
-              <w:b/>
-              <w:sz w:val="22"/>
-            </w:rPr>
-            <w:t xml:space="preserve"> : </w:t>
-          </w:r>
-          <w:r>
-            <w:rPr>
-              <w:rFonts w:ascii="Arial" w:hAnsi="Arial"/>
-              <w:b/>
-              <w:sz w:val="22"/>
-            </w:rPr>
-            <w:fldChar w:fldCharType="begin"/>
-            <w:instrText xml:space="preserve">PAGE</w:instrText>
-            <w:fldChar w:fldCharType="separate"/>
-            <w:t>1</w:t>
-            <w:fldChar w:fldCharType="end"/>
-          </w:r>
-        </w:p>
-        <w:p>
-          <w:r>
-            <w:rPr>
-              <w:rFonts w:ascii="Arial" w:hAnsi="Arial"/>
-              <w:b/>
-              <w:sz w:val="22"/>
-            </w:rPr>
-            <w:t xml:space="preserve">Drpd / </w:t>
-          </w:r>
-          <w:r>
-            <w:rPr>
-              <w:rFonts w:ascii="Arial" w:hAnsi="Arial"/>
-              <w:b/>
-              <w:i/>
-              <w:sz w:val="22"/>
-            </w:rPr>
-            <w:t>of</w:t>
-          </w:r>
-          <w:r>
-            <w:rPr>
-              <w:rFonts w:ascii="Arial" w:hAnsi="Arial"/>
-              <w:b/>
-              <w:sz w:val="22"/>
-            </w:rPr>
-            <w:t xml:space="preserve"> : </w:t>
-          </w:r>
-          <w:r>
-            <w:rPr>
-              <w:rFonts w:ascii="Arial" w:hAnsi="Arial"/>
-              <w:b/>
-              <w:sz w:val="22"/>
-            </w:rPr>
-            <w:fldChar w:fldCharType="begin"/>
-            <w:instrText xml:space="preserve">NUMPAGES</w:instrText>
-            <w:fldChar w:fldCharType="separate"/>
-            <w:t>1</w:t>
-            <w:fldChar w:fldCharType="end"/>
-          </w:r>
-        </w:p>
-      </w:tc>
-    </w:tr>
-    <w:tr>
-      <w:tc>
-        <w:tcPr>
-          <w:tcW w:type="dxa" w:w="2268"/>
-          <w:gridSpan w:val="3"/>
-          <w:tcMar>
-            <w:top w:w="40" w:type="dxa"/>
-            <w:bottom w:w="40" w:type="dxa"/>
-            <w:start w:w="80" w:type="dxa"/>
-            <w:end w:w="80" w:type="dxa"/>
-          </w:tcMar>
-          <w:tcMar>
-            <w:top w:w="40" w:type="dxa"/>
-            <w:bottom w:w="40" w:type="dxa"/>
-            <w:start w:w="80" w:type="dxa"/>
-            <w:end w:w="80" w:type="dxa"/>
-          </w:tcMar>
-          <w:tcMar>
-            <w:top w:w="40" w:type="dxa"/>
-            <w:bottom w:w="40" w:type="dxa"/>
-            <w:start w:w="80" w:type="dxa"/>
-            <w:end w:w="80" w:type="dxa"/>
-          </w:tcMar>
-        </w:tcPr>
-        <w:p>
-          <w:r/>
-        </w:p>
-      </w:tc>
-    </w:tr>
-  </w:tbl>
 </w:hdr>
 </file>
 
